--- a/lessons/3-6/downloads/reveal/3.6-session-1-practice-form-b.docx
+++ b/lessons/3-6/downloads/reveal/3.6-session-1-practice-form-b.docx
@@ -15,7 +15,7 @@
         <w:rPr>
           <w:rFonts w:ascii="Avenir Next" w:hAnsi="Avenir Next" w:cs="Avenir Next" w:eastAsia="Avenir Next"/>
           <w:color w:val="1A1A1A"/>
-          <w:sz w:val="20"/>
+          <w:sz w:val="22"/>
           <w:szCs w:val="20"/>
         </w:rPr>
         <w:t xml:space="preserve">Name</w:t>
@@ -33,7 +33,7 @@
         <w:rPr>
           <w:rFonts w:ascii="Avenir Next" w:hAnsi="Avenir Next" w:cs="Avenir Next" w:eastAsia="Avenir Next"/>
           <w:color w:val="1A1A1A"/>
-          <w:sz w:val="20"/>
+          <w:sz w:val="22"/>
           <w:szCs w:val="20"/>
         </w:rPr>
         <w:t xml:space="preserve">   Date</w:t>
@@ -51,7 +51,7 @@
         <w:rPr>
           <w:rFonts w:ascii="Avenir Next" w:hAnsi="Avenir Next" w:cs="Avenir Next" w:eastAsia="Avenir Next"/>
           <w:color w:val="1A1A1A"/>
-          <w:sz w:val="20"/>
+          <w:sz w:val="22"/>
           <w:szCs w:val="20"/>
         </w:rPr>
         <w:t xml:space="preserve">   Period</w:t>
@@ -78,7 +78,7 @@
           <w:caps/>
           <w:color w:val="003A70"/>
           <w:spacing w:val="12"/>
-          <w:sz w:val="19"/>
+          <w:sz w:val="22"/>
           <w:szCs w:val="19"/>
         </w:rPr>
         <w:t xml:space="preserve">Lesson 3-6  ·  Session 1  ·  Practice  ·  Form B</w:t>
@@ -86,6 +86,7 @@
     </w:p>
     <w:p>
       <w:pPr>
+        <w:pStyle w:val="Heading1"/>
         <w:keepNext/>
         <w:spacing w:before="0" w:after="10" w:line="240" w:lineRule="auto"/>
       </w:pPr>
@@ -111,7 +112,7 @@
         <w:rPr>
           <w:rFonts w:ascii="Avenir Next" w:hAnsi="Avenir Next" w:cs="Avenir Next" w:eastAsia="Avenir Next"/>
           <w:color w:val="5A5F66"/>
-          <w:sz w:val="17"/>
+          <w:sz w:val="22"/>
           <w:szCs w:val="17"/>
         </w:rPr>
         <w:t xml:space="preserve">Learning target — I can convert between customary units by multiplying or dividing by the conversion rate.</w:t>
@@ -128,7 +129,7 @@
     </w:p>
     <w:p>
       <w:pPr>
-        <w:spacing w:before="0" w:after="0" w:line="60" w:lineRule="auto"/>
+        <w:spacing w:before="0" w:after="0" w:line="50" w:lineRule="exact"/>
       </w:pPr>
     </w:p>
     <w:tbl>
@@ -167,6 +168,7 @@
           </w:tcPr>
           <w:p>
             <w:pPr>
+              <w:pStyle w:val="Heading2"/>
               <w:spacing w:before="0" w:after="40" w:line="264" w:lineRule="auto"/>
             </w:pPr>
             <w:r>
@@ -194,44 +196,44 @@
                 <w:rFonts w:ascii="Avenir Next" w:hAnsi="Avenir Next" w:cs="Avenir Next" w:eastAsia="Avenir Next"/>
                 <w:b/>
                 <w:color w:val="003A70"/>
+                <w:sz w:val="22"/>
+                <w:szCs w:val="18"/>
+              </w:rPr>
+              <w:t xml:space="preserve">•</w:t>
+            </w:r>
+            <w:r>
+              <w:rPr>
+                <w:rFonts w:ascii="Avenir Next" w:hAnsi="Avenir Next" w:cs="Avenir Next" w:eastAsia="Avenir Next"/>
+                <w:color w:val="1A1A1A"/>
                 <w:sz w:val="18"/>
                 <w:szCs w:val="18"/>
               </w:rPr>
-              <w:t xml:space="preserve">•</w:t>
-            </w:r>
-            <w:r>
-              <w:rPr>
-                <w:rFonts w:ascii="Avenir Next" w:hAnsi="Avenir Next" w:cs="Avenir Next" w:eastAsia="Avenir Next"/>
-                <w:color w:val="1A1A1A"/>
-                <w:sz w:val="18"/>
+              <w:tab/>
+            </w:r>
+            <w:r>
+              <w:rPr>
+                <w:rFonts w:ascii="Avenir Next" w:hAnsi="Avenir Next" w:cs="Avenir Next" w:eastAsia="Avenir Next"/>
+                <w:color w:val="1A1A1A"/>
+                <w:sz w:val="22"/>
                 <w:szCs w:val="18"/>
               </w:rPr>
-              <w:tab/>
-            </w:r>
-            <w:r>
-              <w:rPr>
-                <w:rFonts w:ascii="Avenir Next" w:hAnsi="Avenir Next" w:cs="Avenir Next" w:eastAsia="Avenir Next"/>
-                <w:color w:val="1A1A1A"/>
-                <w:sz w:val="18"/>
+              <w:t xml:space="preserve">Converting changes the </w:t>
+            </w:r>
+            <w:r>
+              <w:rPr>
+                <w:rFonts w:ascii="Avenir Next" w:hAnsi="Avenir Next" w:cs="Avenir Next" w:eastAsia="Avenir Next"/>
+                <w:b/>
+                <w:color w:val="1A1A1A"/>
+                <w:sz w:val="22"/>
                 <w:szCs w:val="18"/>
               </w:rPr>
-              <w:t xml:space="preserve">Converting changes the </w:t>
-            </w:r>
-            <w:r>
-              <w:rPr>
-                <w:rFonts w:ascii="Avenir Next" w:hAnsi="Avenir Next" w:cs="Avenir Next" w:eastAsia="Avenir Next"/>
-                <w:b/>
-                <w:color w:val="1A1A1A"/>
-                <w:sz w:val="18"/>
-                <w:szCs w:val="18"/>
-              </w:rPr>
               <w:t xml:space="preserve">unit</w:t>
             </w:r>
             <w:r>
               <w:rPr>
                 <w:rFonts w:ascii="Avenir Next" w:hAnsi="Avenir Next" w:cs="Avenir Next" w:eastAsia="Avenir Next"/>
                 <w:color w:val="1A1A1A"/>
-                <w:sz w:val="18"/>
+                <w:sz w:val="22"/>
                 <w:szCs w:val="18"/>
               </w:rPr>
               <w:t xml:space="preserve">, not the amount. Write the unit fact first.</w:t>
@@ -250,63 +252,63 @@
                 <w:rFonts w:ascii="Avenir Next" w:hAnsi="Avenir Next" w:cs="Avenir Next" w:eastAsia="Avenir Next"/>
                 <w:b/>
                 <w:color w:val="003A70"/>
+                <w:sz w:val="22"/>
+                <w:szCs w:val="18"/>
+              </w:rPr>
+              <w:t xml:space="preserve">•</w:t>
+            </w:r>
+            <w:r>
+              <w:rPr>
+                <w:rFonts w:ascii="Avenir Next" w:hAnsi="Avenir Next" w:cs="Avenir Next" w:eastAsia="Avenir Next"/>
+                <w:color w:val="1A1A1A"/>
                 <w:sz w:val="18"/>
                 <w:szCs w:val="18"/>
               </w:rPr>
-              <w:t xml:space="preserve">•</w:t>
-            </w:r>
-            <w:r>
-              <w:rPr>
-                <w:rFonts w:ascii="Avenir Next" w:hAnsi="Avenir Next" w:cs="Avenir Next" w:eastAsia="Avenir Next"/>
-                <w:color w:val="1A1A1A"/>
-                <w:sz w:val="18"/>
+              <w:tab/>
+            </w:r>
+            <w:r>
+              <w:rPr>
+                <w:rFonts w:ascii="Avenir Next" w:hAnsi="Avenir Next" w:cs="Avenir Next" w:eastAsia="Avenir Next"/>
+                <w:color w:val="1A1A1A"/>
+                <w:sz w:val="22"/>
                 <w:szCs w:val="18"/>
               </w:rPr>
-              <w:tab/>
-            </w:r>
-            <w:r>
-              <w:rPr>
-                <w:rFonts w:ascii="Avenir Next" w:hAnsi="Avenir Next" w:cs="Avenir Next" w:eastAsia="Avenir Next"/>
-                <w:color w:val="1A1A1A"/>
-                <w:sz w:val="18"/>
+              <w:t xml:space="preserve">Big unit to small unit: </w:t>
+            </w:r>
+            <w:r>
+              <w:rPr>
+                <w:rFonts w:ascii="Avenir Next" w:hAnsi="Avenir Next" w:cs="Avenir Next" w:eastAsia="Avenir Next"/>
+                <w:b/>
+                <w:color w:val="1A1A1A"/>
+                <w:sz w:val="22"/>
                 <w:szCs w:val="18"/>
               </w:rPr>
-              <w:t xml:space="preserve">Big unit to small unit: </w:t>
-            </w:r>
-            <w:r>
-              <w:rPr>
-                <w:rFonts w:ascii="Avenir Next" w:hAnsi="Avenir Next" w:cs="Avenir Next" w:eastAsia="Avenir Next"/>
-                <w:b/>
-                <w:color w:val="1A1A1A"/>
-                <w:sz w:val="18"/>
+              <w:t xml:space="preserve">multiply</w:t>
+            </w:r>
+            <w:r>
+              <w:rPr>
+                <w:rFonts w:ascii="Avenir Next" w:hAnsi="Avenir Next" w:cs="Avenir Next" w:eastAsia="Avenir Next"/>
+                <w:color w:val="1A1A1A"/>
+                <w:sz w:val="22"/>
                 <w:szCs w:val="18"/>
               </w:rPr>
-              <w:t xml:space="preserve">multiply</w:t>
-            </w:r>
-            <w:r>
-              <w:rPr>
-                <w:rFonts w:ascii="Avenir Next" w:hAnsi="Avenir Next" w:cs="Avenir Next" w:eastAsia="Avenir Next"/>
-                <w:color w:val="1A1A1A"/>
-                <w:sz w:val="18"/>
+              <w:t xml:space="preserve"> (5 ft × 12 = 60 in). Small unit to big unit: </w:t>
+            </w:r>
+            <w:r>
+              <w:rPr>
+                <w:rFonts w:ascii="Avenir Next" w:hAnsi="Avenir Next" w:cs="Avenir Next" w:eastAsia="Avenir Next"/>
+                <w:b/>
+                <w:color w:val="1A1A1A"/>
+                <w:sz w:val="22"/>
                 <w:szCs w:val="18"/>
               </w:rPr>
-              <w:t xml:space="preserve"> (5 ft × 12 = 60 in). Small unit to big unit: </w:t>
-            </w:r>
-            <w:r>
-              <w:rPr>
-                <w:rFonts w:ascii="Avenir Next" w:hAnsi="Avenir Next" w:cs="Avenir Next" w:eastAsia="Avenir Next"/>
-                <w:b/>
-                <w:color w:val="1A1A1A"/>
-                <w:sz w:val="18"/>
-                <w:szCs w:val="18"/>
-              </w:rPr>
               <w:t xml:space="preserve">divide</w:t>
             </w:r>
             <w:r>
               <w:rPr>
                 <w:rFonts w:ascii="Avenir Next" w:hAnsi="Avenir Next" w:cs="Avenir Next" w:eastAsia="Avenir Next"/>
                 <w:color w:val="1A1A1A"/>
-                <w:sz w:val="18"/>
+                <w:sz w:val="22"/>
                 <w:szCs w:val="18"/>
               </w:rPr>
               <w:t xml:space="preserve"> (12 qt ÷ 4 = 3 gal).</w:t>
@@ -325,25 +327,25 @@
                 <w:rFonts w:ascii="Avenir Next" w:hAnsi="Avenir Next" w:cs="Avenir Next" w:eastAsia="Avenir Next"/>
                 <w:b/>
                 <w:color w:val="003A70"/>
+                <w:sz w:val="22"/>
+                <w:szCs w:val="18"/>
+              </w:rPr>
+              <w:t xml:space="preserve">•</w:t>
+            </w:r>
+            <w:r>
+              <w:rPr>
+                <w:rFonts w:ascii="Avenir Next" w:hAnsi="Avenir Next" w:cs="Avenir Next" w:eastAsia="Avenir Next"/>
+                <w:color w:val="1A1A1A"/>
                 <w:sz w:val="18"/>
                 <w:szCs w:val="18"/>
               </w:rPr>
-              <w:t xml:space="preserve">•</w:t>
-            </w:r>
-            <w:r>
-              <w:rPr>
-                <w:rFonts w:ascii="Avenir Next" w:hAnsi="Avenir Next" w:cs="Avenir Next" w:eastAsia="Avenir Next"/>
-                <w:color w:val="1A1A1A"/>
-                <w:sz w:val="18"/>
-                <w:szCs w:val="18"/>
-              </w:rPr>
               <w:tab/>
             </w:r>
             <w:r>
               <w:rPr>
                 <w:rFonts w:ascii="Avenir Next" w:hAnsi="Avenir Next" w:cs="Avenir Next" w:eastAsia="Avenir Next"/>
                 <w:color w:val="1A1A1A"/>
-                <w:sz w:val="18"/>
+                <w:sz w:val="22"/>
                 <w:szCs w:val="18"/>
               </w:rPr>
               <w:t xml:space="preserve">Facts: 1 ft = 12 in · 1 yd = 3 ft · 1 lb = 16 oz · 1 gal = 4 qt · 1 qt = 2 pt · 1 pt = 2 cups</w:t>
@@ -358,6 +360,7 @@
           </w:tcPr>
           <w:p>
             <w:pPr>
+              <w:pStyle w:val="Heading2"/>
               <w:spacing w:before="0" w:after="40" w:line="264" w:lineRule="auto"/>
             </w:pPr>
             <w:r>
@@ -380,7 +383,7 @@
               <w:rPr>
                 <w:rFonts w:ascii="Avenir Next" w:hAnsi="Avenir Next" w:cs="Avenir Next" w:eastAsia="Avenir Next"/>
                 <w:color w:val="1A1A1A"/>
-                <w:sz w:val="17"/>
+                <w:sz w:val="22"/>
                 <w:szCs w:val="17"/>
               </w:rPr>
               <w:t xml:space="preserve">A pitcher holds 2 quarts. How many fluid ounces? (1 qt = 4 cups, 1 cup = 8 fl oz)</w:t>
@@ -399,25 +402,25 @@
                 <w:rFonts w:ascii="Avenir Next" w:hAnsi="Avenir Next" w:cs="Avenir Next" w:eastAsia="Avenir Next"/>
                 <w:b/>
                 <w:color w:val="003A70"/>
+                <w:sz w:val="22"/>
+                <w:szCs w:val="17"/>
+              </w:rPr>
+              <w:t xml:space="preserve">Step 1</w:t>
+            </w:r>
+            <w:r>
+              <w:rPr>
+                <w:rFonts w:ascii="Avenir Next" w:hAnsi="Avenir Next" w:cs="Avenir Next" w:eastAsia="Avenir Next"/>
+                <w:color w:val="1A1A1A"/>
                 <w:sz w:val="17"/>
                 <w:szCs w:val="17"/>
               </w:rPr>
-              <w:t xml:space="preserve">Step 1</w:t>
-            </w:r>
-            <w:r>
-              <w:rPr>
-                <w:rFonts w:ascii="Avenir Next" w:hAnsi="Avenir Next" w:cs="Avenir Next" w:eastAsia="Avenir Next"/>
-                <w:color w:val="1A1A1A"/>
-                <w:sz w:val="17"/>
-                <w:szCs w:val="17"/>
-              </w:rPr>
               <w:tab/>
             </w:r>
             <w:r>
               <w:rPr>
                 <w:rFonts w:ascii="Avenir Next" w:hAnsi="Avenir Next" w:cs="Avenir Next" w:eastAsia="Avenir Next"/>
                 <w:color w:val="1A1A1A"/>
-                <w:sz w:val="17"/>
+                <w:sz w:val="22"/>
                 <w:szCs w:val="17"/>
               </w:rPr>
               <w:t xml:space="preserve">Quarts to cups: 2 × 4 = 8 cups.</w:t>
@@ -436,25 +439,25 @@
                 <w:rFonts w:ascii="Avenir Next" w:hAnsi="Avenir Next" w:cs="Avenir Next" w:eastAsia="Avenir Next"/>
                 <w:b/>
                 <w:color w:val="003A70"/>
+                <w:sz w:val="22"/>
+                <w:szCs w:val="17"/>
+              </w:rPr>
+              <w:t xml:space="preserve">Step 2</w:t>
+            </w:r>
+            <w:r>
+              <w:rPr>
+                <w:rFonts w:ascii="Avenir Next" w:hAnsi="Avenir Next" w:cs="Avenir Next" w:eastAsia="Avenir Next"/>
+                <w:color w:val="1A1A1A"/>
                 <w:sz w:val="17"/>
                 <w:szCs w:val="17"/>
               </w:rPr>
-              <w:t xml:space="preserve">Step 2</w:t>
-            </w:r>
-            <w:r>
-              <w:rPr>
-                <w:rFonts w:ascii="Avenir Next" w:hAnsi="Avenir Next" w:cs="Avenir Next" w:eastAsia="Avenir Next"/>
-                <w:color w:val="1A1A1A"/>
-                <w:sz w:val="17"/>
-                <w:szCs w:val="17"/>
-              </w:rPr>
               <w:tab/>
             </w:r>
             <w:r>
               <w:rPr>
                 <w:rFonts w:ascii="Avenir Next" w:hAnsi="Avenir Next" w:cs="Avenir Next" w:eastAsia="Avenir Next"/>
                 <w:color w:val="1A1A1A"/>
-                <w:sz w:val="17"/>
+                <w:sz w:val="22"/>
                 <w:szCs w:val="17"/>
               </w:rPr>
               <w:t xml:space="preserve">Cups to fl oz: 8 × 8 = 64 fl oz.</w:t>
@@ -473,25 +476,25 @@
                 <w:rFonts w:ascii="Avenir Next" w:hAnsi="Avenir Next" w:cs="Avenir Next" w:eastAsia="Avenir Next"/>
                 <w:b/>
                 <w:color w:val="003A70"/>
+                <w:sz w:val="22"/>
+                <w:szCs w:val="17"/>
+              </w:rPr>
+              <w:t xml:space="preserve">Step 3</w:t>
+            </w:r>
+            <w:r>
+              <w:rPr>
+                <w:rFonts w:ascii="Avenir Next" w:hAnsi="Avenir Next" w:cs="Avenir Next" w:eastAsia="Avenir Next"/>
+                <w:color w:val="1A1A1A"/>
                 <w:sz w:val="17"/>
                 <w:szCs w:val="17"/>
               </w:rPr>
-              <w:t xml:space="preserve">Step 3</w:t>
-            </w:r>
-            <w:r>
-              <w:rPr>
-                <w:rFonts w:ascii="Avenir Next" w:hAnsi="Avenir Next" w:cs="Avenir Next" w:eastAsia="Avenir Next"/>
-                <w:color w:val="1A1A1A"/>
-                <w:sz w:val="17"/>
-                <w:szCs w:val="17"/>
-              </w:rPr>
               <w:tab/>
             </w:r>
             <w:r>
               <w:rPr>
                 <w:rFonts w:ascii="Avenir Next" w:hAnsi="Avenir Next" w:cs="Avenir Next" w:eastAsia="Avenir Next"/>
                 <w:color w:val="1A1A1A"/>
-                <w:sz w:val="17"/>
+                <w:sz w:val="22"/>
                 <w:szCs w:val="17"/>
               </w:rPr>
               <w:t xml:space="preserve">Check: 64 ÷ 8 ÷ 4 = 2 quarts.</w:t>
@@ -510,18 +513,18 @@
                 <w:rFonts w:ascii="Avenir Next" w:hAnsi="Avenir Next" w:cs="Avenir Next" w:eastAsia="Avenir Next"/>
                 <w:b/>
                 <w:color w:val="1A1A1A"/>
+                <w:sz w:val="22"/>
+                <w:szCs w:val="17"/>
+              </w:rPr>
+              <w:t xml:space="preserve">Answer</w:t>
+            </w:r>
+            <w:r>
+              <w:rPr>
+                <w:rFonts w:ascii="Avenir Next" w:hAnsi="Avenir Next" w:cs="Avenir Next" w:eastAsia="Avenir Next"/>
+                <w:color w:val="1A1A1A"/>
                 <w:sz w:val="17"/>
                 <w:szCs w:val="17"/>
               </w:rPr>
-              <w:t xml:space="preserve">Answer</w:t>
-            </w:r>
-            <w:r>
-              <w:rPr>
-                <w:rFonts w:ascii="Avenir Next" w:hAnsi="Avenir Next" w:cs="Avenir Next" w:eastAsia="Avenir Next"/>
-                <w:color w:val="1A1A1A"/>
-                <w:sz w:val="17"/>
-                <w:szCs w:val="17"/>
-              </w:rPr>
               <w:tab/>
             </w:r>
             <w:r>
@@ -529,7 +532,7 @@
                 <w:rFonts w:ascii="Avenir Next" w:hAnsi="Avenir Next" w:cs="Avenir Next" w:eastAsia="Avenir Next"/>
                 <w:b/>
                 <w:color w:val="1A1A1A"/>
-                <w:sz w:val="17"/>
+                <w:sz w:val="22"/>
                 <w:szCs w:val="17"/>
               </w:rPr>
               <w:t xml:space="preserve">2 quarts = 64 fluid ounces</w:t>
@@ -558,7 +561,7 @@
           <w:rFonts w:ascii="Avenir Next" w:hAnsi="Avenir Next" w:cs="Avenir Next" w:eastAsia="Avenir Next"/>
           <w:b/>
           <w:color w:val="1A1A1A"/>
-          <w:sz w:val="17"/>
+          <w:sz w:val="22"/>
           <w:szCs w:val="17"/>
         </w:rPr>
         <w:t xml:space="preserve">customary units</w:t>
@@ -568,7 +571,7 @@
           <w:rFonts w:ascii="Avenir Next" w:hAnsi="Avenir Next" w:cs="Avenir Next" w:eastAsia="Avenir Next"/>
           <w:i/>
           <w:color w:val="5A5F66"/>
-          <w:sz w:val="17"/>
+          <w:sz w:val="22"/>
           <w:szCs w:val="17"/>
         </w:rPr>
         <w:t xml:space="preserve"> (unidades usuales)</w:t>
@@ -577,7 +580,7 @@
         <w:rPr>
           <w:rFonts w:ascii="Avenir Next" w:hAnsi="Avenir Next" w:cs="Avenir Next" w:eastAsia="Avenir Next"/>
           <w:color w:val="5A5F66"/>
-          <w:sz w:val="17"/>
+          <w:sz w:val="22"/>
           <w:szCs w:val="17"/>
         </w:rPr>
         <w:t xml:space="preserve">   ·   </w:t>
@@ -587,7 +590,7 @@
           <w:rFonts w:ascii="Avenir Next" w:hAnsi="Avenir Next" w:cs="Avenir Next" w:eastAsia="Avenir Next"/>
           <w:b/>
           <w:color w:val="1A1A1A"/>
-          <w:sz w:val="17"/>
+          <w:sz w:val="22"/>
           <w:szCs w:val="17"/>
         </w:rPr>
         <w:t xml:space="preserve">convert</w:t>
@@ -597,7 +600,7 @@
           <w:rFonts w:ascii="Avenir Next" w:hAnsi="Avenir Next" w:cs="Avenir Next" w:eastAsia="Avenir Next"/>
           <w:i/>
           <w:color w:val="5A5F66"/>
-          <w:sz w:val="17"/>
+          <w:sz w:val="22"/>
           <w:szCs w:val="17"/>
         </w:rPr>
         <w:t xml:space="preserve"> (convertir)</w:t>
@@ -606,7 +609,7 @@
         <w:rPr>
           <w:rFonts w:ascii="Avenir Next" w:hAnsi="Avenir Next" w:cs="Avenir Next" w:eastAsia="Avenir Next"/>
           <w:color w:val="5A5F66"/>
-          <w:sz w:val="17"/>
+          <w:sz w:val="22"/>
           <w:szCs w:val="17"/>
         </w:rPr>
         <w:t xml:space="preserve">   ·   </w:t>
@@ -616,7 +619,7 @@
           <w:rFonts w:ascii="Avenir Next" w:hAnsi="Avenir Next" w:cs="Avenir Next" w:eastAsia="Avenir Next"/>
           <w:b/>
           <w:color w:val="1A1A1A"/>
-          <w:sz w:val="17"/>
+          <w:sz w:val="22"/>
           <w:szCs w:val="17"/>
         </w:rPr>
         <w:t xml:space="preserve">conversion factor</w:t>
@@ -626,7 +629,7 @@
           <w:rFonts w:ascii="Avenir Next" w:hAnsi="Avenir Next" w:cs="Avenir Next" w:eastAsia="Avenir Next"/>
           <w:i/>
           <w:color w:val="5A5F66"/>
-          <w:sz w:val="17"/>
+          <w:sz w:val="22"/>
           <w:szCs w:val="17"/>
         </w:rPr>
         <w:t xml:space="preserve"> (factor de conversión)</w:t>
@@ -634,6 +637,7 @@
     </w:p>
     <w:p>
       <w:pPr>
+        <w:pStyle w:val="Heading2"/>
         <w:keepNext/>
         <w:pBdr>
           <w:bottom w:val="single" w:sz="8" w:space="3" w:color="003A70"/>
@@ -649,7 +653,7 @@
           <w:b/>
           <w:color w:val="003A70"/>
           <w:spacing w:val="14"/>
-          <w:sz w:val="19"/>
+          <w:sz w:val="22"/>
           <w:szCs w:val="19"/>
         </w:rPr>
         <w:t xml:space="preserve">PRACTICE</w:t>
@@ -668,7 +672,7 @@
           <w:rFonts w:ascii="Avenir Next" w:hAnsi="Avenir Next" w:cs="Avenir Next" w:eastAsia="Avenir Next"/>
           <w:i/>
           <w:color w:val="5A5F66"/>
-          <w:sz w:val="17"/>
+          <w:sz w:val="22"/>
           <w:szCs w:val="17"/>
         </w:rPr>
         <w:t xml:space="preserve">show your work · label units</w:t>
@@ -676,7 +680,7 @@
     </w:p>
     <w:p>
       <w:pPr>
-        <w:spacing w:before="0" w:after="0" w:line="20" w:lineRule="exact"/>
+        <w:spacing w:before="0" w:after="0" w:line="50" w:lineRule="exact"/>
       </w:pPr>
     </w:p>
     <w:tbl>
@@ -726,25 +730,25 @@
                 <w:rFonts w:ascii="Avenir Next" w:hAnsi="Avenir Next" w:cs="Avenir Next" w:eastAsia="Avenir Next"/>
                 <w:b/>
                 <w:color w:val="1A1A1A"/>
+                <w:sz w:val="22"/>
+                <w:szCs w:val="20"/>
+              </w:rPr>
+              <w:t xml:space="preserve">1.</w:t>
+            </w:r>
+            <w:r>
+              <w:rPr>
+                <w:rFonts w:ascii="Avenir Next" w:hAnsi="Avenir Next" w:cs="Avenir Next" w:eastAsia="Avenir Next"/>
+                <w:color w:val="1A1A1A"/>
                 <w:sz w:val="20"/>
                 <w:szCs w:val="20"/>
               </w:rPr>
-              <w:t xml:space="preserve">1.</w:t>
-            </w:r>
-            <w:r>
-              <w:rPr>
-                <w:rFonts w:ascii="Avenir Next" w:hAnsi="Avenir Next" w:cs="Avenir Next" w:eastAsia="Avenir Next"/>
-                <w:color w:val="1A1A1A"/>
-                <w:sz w:val="20"/>
-                <w:szCs w:val="20"/>
-              </w:rPr>
               <w:tab/>
             </w:r>
             <w:r>
               <w:rPr>
                 <w:rFonts w:ascii="Avenir Next" w:hAnsi="Avenir Next" w:cs="Avenir Next" w:eastAsia="Avenir Next"/>
                 <w:color w:val="1A1A1A"/>
-                <w:sz w:val="20"/>
+                <w:sz w:val="22"/>
                 <w:szCs w:val="20"/>
               </w:rPr>
               <w:t xml:space="preserve">Convert each measure.</w:t>
@@ -800,25 +804,25 @@
                       <w:rFonts w:ascii="Avenir Next" w:hAnsi="Avenir Next" w:cs="Avenir Next" w:eastAsia="Avenir Next"/>
                       <w:b/>
                       <w:color w:val="003A70"/>
+                      <w:sz w:val="22"/>
+                      <w:szCs w:val="20"/>
+                    </w:rPr>
+                    <w:t xml:space="preserve">a.</w:t>
+                  </w:r>
+                  <w:r>
+                    <w:rPr>
+                      <w:rFonts w:ascii="Avenir Next" w:hAnsi="Avenir Next" w:cs="Avenir Next" w:eastAsia="Avenir Next"/>
+                      <w:color w:val="1A1A1A"/>
                       <w:sz w:val="20"/>
                       <w:szCs w:val="20"/>
                     </w:rPr>
-                    <w:t xml:space="preserve">a.</w:t>
-                  </w:r>
-                  <w:r>
-                    <w:rPr>
-                      <w:rFonts w:ascii="Avenir Next" w:hAnsi="Avenir Next" w:cs="Avenir Next" w:eastAsia="Avenir Next"/>
-                      <w:color w:val="1A1A1A"/>
-                      <w:sz w:val="20"/>
-                      <w:szCs w:val="20"/>
-                    </w:rPr>
                     <w:tab/>
                   </w:r>
                   <w:r>
                     <w:rPr>
                       <w:rFonts w:ascii="Avenir Next" w:hAnsi="Avenir Next" w:cs="Avenir Next" w:eastAsia="Avenir Next"/>
                       <w:color w:val="1A1A1A"/>
-                      <w:sz w:val="20"/>
+                      <w:sz w:val="22"/>
                       <w:szCs w:val="20"/>
                     </w:rPr>
                     <w:t xml:space="preserve">5 ft =</w:t>
@@ -846,7 +850,7 @@
                     <w:rPr>
                       <w:rFonts w:ascii="Avenir Next" w:hAnsi="Avenir Next" w:cs="Avenir Next" w:eastAsia="Avenir Next"/>
                       <w:color w:val="1A1A1A"/>
-                      <w:sz w:val="20"/>
+                      <w:sz w:val="22"/>
                       <w:szCs w:val="20"/>
                     </w:rPr>
                     <w:t xml:space="preserve"> in</w:t>
@@ -871,25 +875,25 @@
                       <w:rFonts w:ascii="Avenir Next" w:hAnsi="Avenir Next" w:cs="Avenir Next" w:eastAsia="Avenir Next"/>
                       <w:b/>
                       <w:color w:val="003A70"/>
+                      <w:sz w:val="22"/>
+                      <w:szCs w:val="20"/>
+                    </w:rPr>
+                    <w:t xml:space="preserve">b.</w:t>
+                  </w:r>
+                  <w:r>
+                    <w:rPr>
+                      <w:rFonts w:ascii="Avenir Next" w:hAnsi="Avenir Next" w:cs="Avenir Next" w:eastAsia="Avenir Next"/>
+                      <w:color w:val="1A1A1A"/>
                       <w:sz w:val="20"/>
                       <w:szCs w:val="20"/>
                     </w:rPr>
-                    <w:t xml:space="preserve">b.</w:t>
-                  </w:r>
-                  <w:r>
-                    <w:rPr>
-                      <w:rFonts w:ascii="Avenir Next" w:hAnsi="Avenir Next" w:cs="Avenir Next" w:eastAsia="Avenir Next"/>
-                      <w:color w:val="1A1A1A"/>
-                      <w:sz w:val="20"/>
-                      <w:szCs w:val="20"/>
-                    </w:rPr>
                     <w:tab/>
                   </w:r>
                   <w:r>
                     <w:rPr>
                       <w:rFonts w:ascii="Avenir Next" w:hAnsi="Avenir Next" w:cs="Avenir Next" w:eastAsia="Avenir Next"/>
                       <w:color w:val="1A1A1A"/>
-                      <w:sz w:val="20"/>
+                      <w:sz w:val="22"/>
                       <w:szCs w:val="20"/>
                     </w:rPr>
                     <w:t xml:space="preserve">7 yd =</w:t>
@@ -917,7 +921,7 @@
                     <w:rPr>
                       <w:rFonts w:ascii="Avenir Next" w:hAnsi="Avenir Next" w:cs="Avenir Next" w:eastAsia="Avenir Next"/>
                       <w:color w:val="1A1A1A"/>
-                      <w:sz w:val="20"/>
+                      <w:sz w:val="22"/>
                       <w:szCs w:val="20"/>
                     </w:rPr>
                     <w:t xml:space="preserve"> ft</w:t>
@@ -942,25 +946,25 @@
                       <w:rFonts w:ascii="Avenir Next" w:hAnsi="Avenir Next" w:cs="Avenir Next" w:eastAsia="Avenir Next"/>
                       <w:b/>
                       <w:color w:val="003A70"/>
+                      <w:sz w:val="22"/>
+                      <w:szCs w:val="20"/>
+                    </w:rPr>
+                    <w:t xml:space="preserve">c.</w:t>
+                  </w:r>
+                  <w:r>
+                    <w:rPr>
+                      <w:rFonts w:ascii="Avenir Next" w:hAnsi="Avenir Next" w:cs="Avenir Next" w:eastAsia="Avenir Next"/>
+                      <w:color w:val="1A1A1A"/>
                       <w:sz w:val="20"/>
                       <w:szCs w:val="20"/>
                     </w:rPr>
-                    <w:t xml:space="preserve">c.</w:t>
-                  </w:r>
-                  <w:r>
-                    <w:rPr>
-                      <w:rFonts w:ascii="Avenir Next" w:hAnsi="Avenir Next" w:cs="Avenir Next" w:eastAsia="Avenir Next"/>
-                      <w:color w:val="1A1A1A"/>
-                      <w:sz w:val="20"/>
-                      <w:szCs w:val="20"/>
-                    </w:rPr>
                     <w:tab/>
                   </w:r>
                   <w:r>
                     <w:rPr>
                       <w:rFonts w:ascii="Avenir Next" w:hAnsi="Avenir Next" w:cs="Avenir Next" w:eastAsia="Avenir Next"/>
                       <w:color w:val="1A1A1A"/>
-                      <w:sz w:val="20"/>
+                      <w:sz w:val="22"/>
                       <w:szCs w:val="20"/>
                     </w:rPr>
                     <w:t xml:space="preserve">3.5 lb =</w:t>
@@ -988,7 +992,7 @@
                     <w:rPr>
                       <w:rFonts w:ascii="Avenir Next" w:hAnsi="Avenir Next" w:cs="Avenir Next" w:eastAsia="Avenir Next"/>
                       <w:color w:val="1A1A1A"/>
-                      <w:sz w:val="20"/>
+                      <w:sz w:val="22"/>
                       <w:szCs w:val="20"/>
                     </w:rPr>
                     <w:t xml:space="preserve"> oz</w:t>
@@ -1019,25 +1023,25 @@
                       <w:rFonts w:ascii="Avenir Next" w:hAnsi="Avenir Next" w:cs="Avenir Next" w:eastAsia="Avenir Next"/>
                       <w:b/>
                       <w:color w:val="003A70"/>
+                      <w:sz w:val="22"/>
+                      <w:szCs w:val="20"/>
+                    </w:rPr>
+                    <w:t xml:space="preserve">d.</w:t>
+                  </w:r>
+                  <w:r>
+                    <w:rPr>
+                      <w:rFonts w:ascii="Avenir Next" w:hAnsi="Avenir Next" w:cs="Avenir Next" w:eastAsia="Avenir Next"/>
+                      <w:color w:val="1A1A1A"/>
                       <w:sz w:val="20"/>
                       <w:szCs w:val="20"/>
                     </w:rPr>
-                    <w:t xml:space="preserve">d.</w:t>
-                  </w:r>
-                  <w:r>
-                    <w:rPr>
-                      <w:rFonts w:ascii="Avenir Next" w:hAnsi="Avenir Next" w:cs="Avenir Next" w:eastAsia="Avenir Next"/>
-                      <w:color w:val="1A1A1A"/>
-                      <w:sz w:val="20"/>
-                      <w:szCs w:val="20"/>
-                    </w:rPr>
                     <w:tab/>
                   </w:r>
                   <w:r>
                     <w:rPr>
                       <w:rFonts w:ascii="Avenir Next" w:hAnsi="Avenir Next" w:cs="Avenir Next" w:eastAsia="Avenir Next"/>
                       <w:color w:val="1A1A1A"/>
-                      <w:sz w:val="20"/>
+                      <w:sz w:val="22"/>
                       <w:szCs w:val="20"/>
                     </w:rPr>
                     <w:t xml:space="preserve">28 qt =</w:t>
@@ -1065,7 +1069,7 @@
                     <w:rPr>
                       <w:rFonts w:ascii="Avenir Next" w:hAnsi="Avenir Next" w:cs="Avenir Next" w:eastAsia="Avenir Next"/>
                       <w:color w:val="1A1A1A"/>
-                      <w:sz w:val="20"/>
+                      <w:sz w:val="22"/>
                       <w:szCs w:val="20"/>
                     </w:rPr>
                     <w:t xml:space="preserve"> gal</w:t>
@@ -1090,25 +1094,25 @@
                       <w:rFonts w:ascii="Avenir Next" w:hAnsi="Avenir Next" w:cs="Avenir Next" w:eastAsia="Avenir Next"/>
                       <w:b/>
                       <w:color w:val="003A70"/>
+                      <w:sz w:val="22"/>
+                      <w:szCs w:val="20"/>
+                    </w:rPr>
+                    <w:t xml:space="preserve">e.</w:t>
+                  </w:r>
+                  <w:r>
+                    <w:rPr>
+                      <w:rFonts w:ascii="Avenir Next" w:hAnsi="Avenir Next" w:cs="Avenir Next" w:eastAsia="Avenir Next"/>
+                      <w:color w:val="1A1A1A"/>
                       <w:sz w:val="20"/>
                       <w:szCs w:val="20"/>
                     </w:rPr>
-                    <w:t xml:space="preserve">e.</w:t>
-                  </w:r>
-                  <w:r>
-                    <w:rPr>
-                      <w:rFonts w:ascii="Avenir Next" w:hAnsi="Avenir Next" w:cs="Avenir Next" w:eastAsia="Avenir Next"/>
-                      <w:color w:val="1A1A1A"/>
-                      <w:sz w:val="20"/>
-                      <w:szCs w:val="20"/>
-                    </w:rPr>
                     <w:tab/>
                   </w:r>
                   <w:r>
                     <w:rPr>
                       <w:rFonts w:ascii="Avenir Next" w:hAnsi="Avenir Next" w:cs="Avenir Next" w:eastAsia="Avenir Next"/>
                       <w:color w:val="1A1A1A"/>
-                      <w:sz w:val="20"/>
+                      <w:sz w:val="22"/>
                       <w:szCs w:val="20"/>
                     </w:rPr>
                     <w:t xml:space="preserve">40 oz =</w:t>
@@ -1136,7 +1140,7 @@
                     <w:rPr>
                       <w:rFonts w:ascii="Avenir Next" w:hAnsi="Avenir Next" w:cs="Avenir Next" w:eastAsia="Avenir Next"/>
                       <w:color w:val="1A1A1A"/>
-                      <w:sz w:val="20"/>
+                      <w:sz w:val="22"/>
                       <w:szCs w:val="20"/>
                     </w:rPr>
                     <w:t xml:space="preserve"> lb</w:t>
@@ -1161,25 +1165,25 @@
                       <w:rFonts w:ascii="Avenir Next" w:hAnsi="Avenir Next" w:cs="Avenir Next" w:eastAsia="Avenir Next"/>
                       <w:b/>
                       <w:color w:val="003A70"/>
+                      <w:sz w:val="22"/>
+                      <w:szCs w:val="20"/>
+                    </w:rPr>
+                    <w:t xml:space="preserve">f.</w:t>
+                  </w:r>
+                  <w:r>
+                    <w:rPr>
+                      <w:rFonts w:ascii="Avenir Next" w:hAnsi="Avenir Next" w:cs="Avenir Next" w:eastAsia="Avenir Next"/>
+                      <w:color w:val="1A1A1A"/>
                       <w:sz w:val="20"/>
                       <w:szCs w:val="20"/>
                     </w:rPr>
-                    <w:t xml:space="preserve">f.</w:t>
-                  </w:r>
-                  <w:r>
-                    <w:rPr>
-                      <w:rFonts w:ascii="Avenir Next" w:hAnsi="Avenir Next" w:cs="Avenir Next" w:eastAsia="Avenir Next"/>
-                      <w:color w:val="1A1A1A"/>
-                      <w:sz w:val="20"/>
-                      <w:szCs w:val="20"/>
-                    </w:rPr>
                     <w:tab/>
                   </w:r>
                   <w:r>
                     <w:rPr>
                       <w:rFonts w:ascii="Avenir Next" w:hAnsi="Avenir Next" w:cs="Avenir Next" w:eastAsia="Avenir Next"/>
                       <w:color w:val="1A1A1A"/>
-                      <w:sz w:val="20"/>
+                      <w:sz w:val="22"/>
                       <w:szCs w:val="20"/>
                     </w:rPr>
                     <w:t xml:space="preserve">6 gal =</w:t>
@@ -1207,7 +1211,7 @@
                     <w:rPr>
                       <w:rFonts w:ascii="Avenir Next" w:hAnsi="Avenir Next" w:cs="Avenir Next" w:eastAsia="Avenir Next"/>
                       <w:color w:val="1A1A1A"/>
-                      <w:sz w:val="20"/>
+                      <w:sz w:val="22"/>
                       <w:szCs w:val="20"/>
                     </w:rPr>
                     <w:t xml:space="preserve"> qt</w:t>
@@ -1218,7 +1222,7 @@
           </w:tbl>
           <w:p>
             <w:pPr>
-              <w:spacing w:before="0" w:after="0" w:line="24" w:lineRule="auto"/>
+              <w:spacing w:before="0" w:after="0" w:line="50" w:lineRule="exact"/>
             </w:pPr>
           </w:p>
         </w:tc>
@@ -1226,12 +1230,12 @@
     </w:tbl>
     <w:p>
       <w:pPr>
-        <w:spacing w:before="0" w:after="0" w:line="20" w:lineRule="exact"/>
+        <w:spacing w:before="0" w:after="0" w:line="50" w:lineRule="exact"/>
       </w:pPr>
     </w:p>
     <w:p>
       <w:pPr>
-        <w:spacing w:before="0" w:after="0" w:line="20" w:lineRule="exact"/>
+        <w:spacing w:before="0" w:after="0" w:line="50" w:lineRule="exact"/>
       </w:pPr>
     </w:p>
     <w:tbl>
@@ -1281,18 +1285,18 @@
                 <w:rFonts w:ascii="Avenir Next" w:hAnsi="Avenir Next" w:cs="Avenir Next" w:eastAsia="Avenir Next"/>
                 <w:b/>
                 <w:color w:val="1A1A1A"/>
+                <w:sz w:val="22"/>
+                <w:szCs w:val="20"/>
+              </w:rPr>
+              <w:t xml:space="preserve">2.</w:t>
+            </w:r>
+            <w:r>
+              <w:rPr>
+                <w:rFonts w:ascii="Avenir Next" w:hAnsi="Avenir Next" w:cs="Avenir Next" w:eastAsia="Avenir Next"/>
+                <w:color w:val="1A1A1A"/>
                 <w:sz w:val="20"/>
                 <w:szCs w:val="20"/>
               </w:rPr>
-              <w:t xml:space="preserve">2.</w:t>
-            </w:r>
-            <w:r>
-              <w:rPr>
-                <w:rFonts w:ascii="Avenir Next" w:hAnsi="Avenir Next" w:cs="Avenir Next" w:eastAsia="Avenir Next"/>
-                <w:color w:val="1A1A1A"/>
-                <w:sz w:val="20"/>
-                <w:szCs w:val="20"/>
-              </w:rPr>
               <w:tab/>
             </w:r>
             <w:r>
@@ -1300,7 +1304,7 @@
                 <w:rFonts w:ascii="Avenir Next" w:hAnsi="Avenir Next" w:cs="Avenir Next" w:eastAsia="Avenir Next"/>
                 <w:b/>
                 <w:color w:val="1A1A1A"/>
-                <w:sz w:val="20"/>
+                <w:sz w:val="22"/>
                 <w:szCs w:val="20"/>
               </w:rPr>
               <w:t xml:space="preserve">Roller Coaster.  </w:t>
@@ -1309,7 +1313,7 @@
               <w:rPr>
                 <w:rFonts w:ascii="Avenir Next" w:hAnsi="Avenir Next" w:cs="Avenir Next" w:eastAsia="Avenir Next"/>
                 <w:color w:val="1A1A1A"/>
-                <w:sz w:val="20"/>
+                <w:sz w:val="22"/>
                 <w:szCs w:val="20"/>
               </w:rPr>
               <w:t xml:space="preserve">Riders must be at least 54 inches tall. Priya is 5 feet tall. Complete the table. Is Priya tall enough?</w:t>
@@ -1326,7 +1330,7 @@
                 <w:rFonts w:ascii="Avenir Next" w:hAnsi="Avenir Next" w:cs="Avenir Next" w:eastAsia="Avenir Next"/>
                 <w:b/>
                 <w:color w:val="003A70"/>
-                <w:sz w:val="17"/>
+                <w:sz w:val="22"/>
                 <w:szCs w:val="17"/>
               </w:rPr>
               <w:t xml:space="preserve">Hint  </w:t>
@@ -1336,7 +1340,7 @@
                 <w:rFonts w:ascii="Avenir Next" w:hAnsi="Avenir Next" w:cs="Avenir Next" w:eastAsia="Avenir Next"/>
                 <w:i/>
                 <w:color w:val="5A5F66"/>
-                <w:sz w:val="17"/>
+                <w:sz w:val="22"/>
                 <w:szCs w:val="17"/>
               </w:rPr>
               <w:t xml:space="preserve">Each foot adds 12 inches.</w:t>
@@ -1392,7 +1396,7 @@
                       <w:rFonts w:ascii="Avenir Next" w:hAnsi="Avenir Next" w:cs="Avenir Next" w:eastAsia="Avenir Next"/>
                       <w:b/>
                       <w:color w:val="1A1A1A"/>
-                      <w:sz w:val="19"/>
+                      <w:sz w:val="22"/>
                       <w:szCs w:val="19"/>
                     </w:rPr>
                     <w:t xml:space="preserve">Feet</w:t>
@@ -1413,7 +1417,7 @@
                     <w:rPr>
                       <w:rFonts w:ascii="Avenir Next" w:hAnsi="Avenir Next" w:cs="Avenir Next" w:eastAsia="Avenir Next"/>
                       <w:color w:val="1A1A1A"/>
-                      <w:sz w:val="19"/>
+                      <w:sz w:val="22"/>
                       <w:szCs w:val="19"/>
                     </w:rPr>
                     <w:t xml:space="preserve">1</w:t>
@@ -1434,7 +1438,7 @@
                     <w:rPr>
                       <w:rFonts w:ascii="Avenir Next" w:hAnsi="Avenir Next" w:cs="Avenir Next" w:eastAsia="Avenir Next"/>
                       <w:color w:val="1A1A1A"/>
-                      <w:sz w:val="19"/>
+                      <w:sz w:val="22"/>
                       <w:szCs w:val="19"/>
                     </w:rPr>
                     <w:t xml:space="preserve">2</w:t>
@@ -1455,7 +1459,7 @@
                     <w:rPr>
                       <w:rFonts w:ascii="Avenir Next" w:hAnsi="Avenir Next" w:cs="Avenir Next" w:eastAsia="Avenir Next"/>
                       <w:color w:val="1A1A1A"/>
-                      <w:sz w:val="19"/>
+                      <w:sz w:val="22"/>
                       <w:szCs w:val="19"/>
                     </w:rPr>
                     <w:t xml:space="preserve">4</w:t>
@@ -1476,7 +1480,7 @@
                     <w:rPr>
                       <w:rFonts w:ascii="Avenir Next" w:hAnsi="Avenir Next" w:cs="Avenir Next" w:eastAsia="Avenir Next"/>
                       <w:color w:val="1A1A1A"/>
-                      <w:sz w:val="19"/>
+                      <w:sz w:val="22"/>
                       <w:szCs w:val="19"/>
                     </w:rPr>
                     <w:t xml:space="preserve">5</w:t>
@@ -1505,7 +1509,7 @@
                       <w:rFonts w:ascii="Avenir Next" w:hAnsi="Avenir Next" w:cs="Avenir Next" w:eastAsia="Avenir Next"/>
                       <w:b/>
                       <w:color w:val="1A1A1A"/>
-                      <w:sz w:val="19"/>
+                      <w:sz w:val="22"/>
                       <w:szCs w:val="19"/>
                     </w:rPr>
                     <w:t xml:space="preserve">Inches</w:t>
@@ -1526,7 +1530,7 @@
                     <w:rPr>
                       <w:rFonts w:ascii="Avenir Next" w:hAnsi="Avenir Next" w:cs="Avenir Next" w:eastAsia="Avenir Next"/>
                       <w:color w:val="1A1A1A"/>
-                      <w:sz w:val="19"/>
+                      <w:sz w:val="22"/>
                       <w:szCs w:val="19"/>
                     </w:rPr>
                     <w:t xml:space="preserve">12</w:t>
@@ -1547,7 +1551,7 @@
                     <w:rPr>
                       <w:rFonts w:ascii="Avenir Next" w:hAnsi="Avenir Next" w:cs="Avenir Next" w:eastAsia="Avenir Next"/>
                       <w:color w:val="1A1A1A"/>
-                      <w:sz w:val="19"/>
+                      <w:sz w:val="22"/>
                       <w:szCs w:val="19"/>
                     </w:rPr>
                     <w:t xml:space="preserve">24</w:t>
@@ -1568,7 +1572,7 @@
                     <w:rPr>
                       <w:rFonts w:ascii="Avenir Next" w:hAnsi="Avenir Next" w:cs="Avenir Next" w:eastAsia="Avenir Next"/>
                       <w:color w:val="1A1A1A"/>
-                      <w:sz w:val="19"/>
+                      <w:sz w:val="22"/>
                       <w:szCs w:val="19"/>
                     </w:rPr>
                     <w:t xml:space="preserve">48</w:t>
@@ -1582,7 +1586,7 @@
                 </w:tcPr>
                 <w:p>
                   <w:pPr>
-                    <w:spacing w:before="0" w:after="0" w:line="240" w:lineRule="auto"/>
+                    <w:spacing w:before="0" w:after="0" w:line="50" w:lineRule="exact"/>
                   </w:pPr>
                 </w:p>
               </w:tc>
@@ -1601,7 +1605,7 @@
                 <w:rFonts w:ascii="Avenir Next" w:hAnsi="Avenir Next" w:cs="Avenir Next" w:eastAsia="Avenir Next"/>
                 <w:b/>
                 <w:color w:val="1A1A1A"/>
-                <w:sz w:val="18"/>
+                <w:sz w:val="22"/>
                 <w:szCs w:val="18"/>
               </w:rPr>
               <w:t xml:space="preserve">Tall enough?</w:t>
@@ -1621,12 +1625,12 @@
     </w:tbl>
     <w:p>
       <w:pPr>
-        <w:spacing w:before="0" w:after="0" w:line="20" w:lineRule="exact"/>
+        <w:spacing w:before="0" w:after="0" w:line="50" w:lineRule="exact"/>
       </w:pPr>
     </w:p>
     <w:p>
       <w:pPr>
-        <w:spacing w:before="0" w:after="0" w:line="20" w:lineRule="exact"/>
+        <w:spacing w:before="0" w:after="0" w:line="50" w:lineRule="exact"/>
       </w:pPr>
     </w:p>
     <w:tbl>
@@ -1677,18 +1681,18 @@
                 <w:rFonts w:ascii="Avenir Next" w:hAnsi="Avenir Next" w:cs="Avenir Next" w:eastAsia="Avenir Next"/>
                 <w:b/>
                 <w:color w:val="1A1A1A"/>
+                <w:sz w:val="22"/>
+                <w:szCs w:val="20"/>
+              </w:rPr>
+              <w:t xml:space="preserve">3.</w:t>
+            </w:r>
+            <w:r>
+              <w:rPr>
+                <w:rFonts w:ascii="Avenir Next" w:hAnsi="Avenir Next" w:cs="Avenir Next" w:eastAsia="Avenir Next"/>
+                <w:color w:val="1A1A1A"/>
                 <w:sz w:val="20"/>
                 <w:szCs w:val="20"/>
               </w:rPr>
-              <w:t xml:space="preserve">3.</w:t>
-            </w:r>
-            <w:r>
-              <w:rPr>
-                <w:rFonts w:ascii="Avenir Next" w:hAnsi="Avenir Next" w:cs="Avenir Next" w:eastAsia="Avenir Next"/>
-                <w:color w:val="1A1A1A"/>
-                <w:sz w:val="20"/>
-                <w:szCs w:val="20"/>
-              </w:rPr>
               <w:tab/>
             </w:r>
             <w:r>
@@ -1696,7 +1700,7 @@
                 <w:rFonts w:ascii="Avenir Next" w:hAnsi="Avenir Next" w:cs="Avenir Next" w:eastAsia="Avenir Next"/>
                 <w:b/>
                 <w:color w:val="1A1A1A"/>
-                <w:sz w:val="20"/>
+                <w:sz w:val="22"/>
                 <w:szCs w:val="20"/>
               </w:rPr>
               <w:t xml:space="preserve">Party Punch.  </w:t>
@@ -1705,7 +1709,7 @@
               <w:rPr>
                 <w:rFonts w:ascii="Avenir Next" w:hAnsi="Avenir Next" w:cs="Avenir Next" w:eastAsia="Avenir Next"/>
                 <w:color w:val="1A1A1A"/>
-                <w:sz w:val="20"/>
+                <w:sz w:val="22"/>
                 <w:szCs w:val="20"/>
               </w:rPr>
               <w:t xml:space="preserve">A punch bowl holds 4 gallons. (1 gal = 4 qt, 1 qt = 4 cups)</w:t>
@@ -1725,10 +1729,28 @@
                 <w:rFonts w:ascii="Avenir Next" w:hAnsi="Avenir Next" w:cs="Avenir Next" w:eastAsia="Avenir Next"/>
                 <w:b/>
                 <w:color w:val="003A70"/>
+                <w:sz w:val="22"/>
+                <w:szCs w:val="20"/>
+              </w:rPr>
+              <w:t xml:space="preserve">a.</w:t>
+            </w:r>
+            <w:r>
+              <w:rPr>
+                <w:rFonts w:ascii="Avenir Next" w:hAnsi="Avenir Next" w:cs="Avenir Next" w:eastAsia="Avenir Next"/>
+                <w:color w:val="1A1A1A"/>
                 <w:sz w:val="20"/>
                 <w:szCs w:val="20"/>
               </w:rPr>
-              <w:t xml:space="preserve">a.</w:t>
+              <w:tab/>
+            </w:r>
+            <w:r>
+              <w:rPr>
+                <w:rFonts w:ascii="Avenir Next" w:hAnsi="Avenir Next" w:cs="Avenir Next" w:eastAsia="Avenir Next"/>
+                <w:color w:val="1A1A1A"/>
+                <w:sz w:val="22"/>
+                <w:szCs w:val="20"/>
+              </w:rPr>
+              <w:t xml:space="preserve">Quarts:</w:t>
             </w:r>
             <w:r>
               <w:rPr>
@@ -1737,7 +1759,7 @@
                 <w:sz w:val="20"/>
                 <w:szCs w:val="20"/>
               </w:rPr>
-              <w:tab/>
+              <w:t xml:space="preserve">  </w:t>
             </w:r>
             <w:r>
               <w:rPr>
@@ -1745,24 +1767,6 @@
                 <w:color w:val="1A1A1A"/>
                 <w:sz w:val="20"/>
                 <w:szCs w:val="20"/>
-              </w:rPr>
-              <w:t xml:space="preserve">Quarts:</w:t>
-            </w:r>
-            <w:r>
-              <w:rPr>
-                <w:rFonts w:ascii="Avenir Next" w:hAnsi="Avenir Next" w:cs="Avenir Next" w:eastAsia="Avenir Next"/>
-                <w:color w:val="1A1A1A"/>
-                <w:sz w:val="20"/>
-                <w:szCs w:val="20"/>
-              </w:rPr>
-              <w:t xml:space="preserve">  </w:t>
-            </w:r>
-            <w:r>
-              <w:rPr>
-                <w:rFonts w:ascii="Avenir Next" w:hAnsi="Avenir Next" w:cs="Avenir Next" w:eastAsia="Avenir Next"/>
-                <w:color w:val="1A1A1A"/>
-                <w:sz w:val="20"/>
-                <w:szCs w:val="20"/>
                 <w:u w:val="single"/>
               </w:rPr>
               <w:t xml:space="preserve">                </w:t>
@@ -1771,7 +1775,7 @@
               <w:rPr>
                 <w:rFonts w:ascii="Avenir Next" w:hAnsi="Avenir Next" w:cs="Avenir Next" w:eastAsia="Avenir Next"/>
                 <w:color w:val="1A1A1A"/>
-                <w:sz w:val="20"/>
+                <w:sz w:val="22"/>
                 <w:szCs w:val="20"/>
               </w:rPr>
               <w:t xml:space="preserve"> qt</w:t>
@@ -1791,10 +1795,28 @@
                 <w:rFonts w:ascii="Avenir Next" w:hAnsi="Avenir Next" w:cs="Avenir Next" w:eastAsia="Avenir Next"/>
                 <w:b/>
                 <w:color w:val="003A70"/>
+                <w:sz w:val="22"/>
+                <w:szCs w:val="20"/>
+              </w:rPr>
+              <w:t xml:space="preserve">b.</w:t>
+            </w:r>
+            <w:r>
+              <w:rPr>
+                <w:rFonts w:ascii="Avenir Next" w:hAnsi="Avenir Next" w:cs="Avenir Next" w:eastAsia="Avenir Next"/>
+                <w:color w:val="1A1A1A"/>
                 <w:sz w:val="20"/>
                 <w:szCs w:val="20"/>
               </w:rPr>
-              <w:t xml:space="preserve">b.</w:t>
+              <w:tab/>
+            </w:r>
+            <w:r>
+              <w:rPr>
+                <w:rFonts w:ascii="Avenir Next" w:hAnsi="Avenir Next" w:cs="Avenir Next" w:eastAsia="Avenir Next"/>
+                <w:color w:val="1A1A1A"/>
+                <w:sz w:val="22"/>
+                <w:szCs w:val="20"/>
+              </w:rPr>
+              <w:t xml:space="preserve">Cups:</w:t>
             </w:r>
             <w:r>
               <w:rPr>
@@ -1803,7 +1825,7 @@
                 <w:sz w:val="20"/>
                 <w:szCs w:val="20"/>
               </w:rPr>
-              <w:tab/>
+              <w:t xml:space="preserve">  </w:t>
             </w:r>
             <w:r>
               <w:rPr>
@@ -1811,24 +1833,6 @@
                 <w:color w:val="1A1A1A"/>
                 <w:sz w:val="20"/>
                 <w:szCs w:val="20"/>
-              </w:rPr>
-              <w:t xml:space="preserve">Cups:</w:t>
-            </w:r>
-            <w:r>
-              <w:rPr>
-                <w:rFonts w:ascii="Avenir Next" w:hAnsi="Avenir Next" w:cs="Avenir Next" w:eastAsia="Avenir Next"/>
-                <w:color w:val="1A1A1A"/>
-                <w:sz w:val="20"/>
-                <w:szCs w:val="20"/>
-              </w:rPr>
-              <w:t xml:space="preserve">  </w:t>
-            </w:r>
-            <w:r>
-              <w:rPr>
-                <w:rFonts w:ascii="Avenir Next" w:hAnsi="Avenir Next" w:cs="Avenir Next" w:eastAsia="Avenir Next"/>
-                <w:color w:val="1A1A1A"/>
-                <w:sz w:val="20"/>
-                <w:szCs w:val="20"/>
                 <w:u w:val="single"/>
               </w:rPr>
               <w:t xml:space="preserve">                </w:t>
@@ -1837,7 +1841,7 @@
               <w:rPr>
                 <w:rFonts w:ascii="Avenir Next" w:hAnsi="Avenir Next" w:cs="Avenir Next" w:eastAsia="Avenir Next"/>
                 <w:color w:val="1A1A1A"/>
-                <w:sz w:val="20"/>
+                <w:sz w:val="22"/>
                 <w:szCs w:val="20"/>
               </w:rPr>
               <w:t xml:space="preserve"> cups</w:t>
@@ -1845,7 +1849,7 @@
           </w:p>
           <w:p>
             <w:pPr>
-              <w:spacing w:before="0" w:after="0" w:line="60" w:lineRule="auto"/>
+              <w:spacing w:before="0" w:after="0" w:line="50" w:lineRule="exact"/>
             </w:pPr>
           </w:p>
           <w:tbl>
@@ -1903,7 +1907,7 @@
           </w:tbl>
           <w:p>
             <w:pPr>
-              <w:spacing w:before="0" w:after="0" w:line="24" w:lineRule="auto"/>
+              <w:spacing w:before="0" w:after="0" w:line="50" w:lineRule="exact"/>
             </w:pPr>
           </w:p>
         </w:tc>
@@ -1926,18 +1930,18 @@
                 <w:rFonts w:ascii="Avenir Next" w:hAnsi="Avenir Next" w:cs="Avenir Next" w:eastAsia="Avenir Next"/>
                 <w:b/>
                 <w:color w:val="1A1A1A"/>
+                <w:sz w:val="22"/>
+                <w:szCs w:val="20"/>
+              </w:rPr>
+              <w:t xml:space="preserve">4.</w:t>
+            </w:r>
+            <w:r>
+              <w:rPr>
+                <w:rFonts w:ascii="Avenir Next" w:hAnsi="Avenir Next" w:cs="Avenir Next" w:eastAsia="Avenir Next"/>
+                <w:color w:val="1A1A1A"/>
                 <w:sz w:val="20"/>
                 <w:szCs w:val="20"/>
               </w:rPr>
-              <w:t xml:space="preserve">4.</w:t>
-            </w:r>
-            <w:r>
-              <w:rPr>
-                <w:rFonts w:ascii="Avenir Next" w:hAnsi="Avenir Next" w:cs="Avenir Next" w:eastAsia="Avenir Next"/>
-                <w:color w:val="1A1A1A"/>
-                <w:sz w:val="20"/>
-                <w:szCs w:val="20"/>
-              </w:rPr>
               <w:tab/>
             </w:r>
             <w:r>
@@ -1945,7 +1949,7 @@
                 <w:rFonts w:ascii="Avenir Next" w:hAnsi="Avenir Next" w:cs="Avenir Next" w:eastAsia="Avenir Next"/>
                 <w:b/>
                 <w:color w:val="1A1A1A"/>
-                <w:sz w:val="20"/>
+                <w:sz w:val="22"/>
                 <w:szCs w:val="20"/>
               </w:rPr>
               <w:t xml:space="preserve">Gym Rope.  </w:t>
@@ -1954,7 +1958,7 @@
               <w:rPr>
                 <w:rFonts w:ascii="Avenir Next" w:hAnsi="Avenir Next" w:cs="Avenir Next" w:eastAsia="Avenir Next"/>
                 <w:color w:val="1A1A1A"/>
-                <w:sz w:val="20"/>
+                <w:sz w:val="22"/>
                 <w:szCs w:val="20"/>
               </w:rPr>
               <w:t xml:space="preserve">A climbing rope is 6 yards long. (1 yd = 3 ft, 1 ft = 12 in)</w:t>
@@ -1974,10 +1978,28 @@
                 <w:rFonts w:ascii="Avenir Next" w:hAnsi="Avenir Next" w:cs="Avenir Next" w:eastAsia="Avenir Next"/>
                 <w:b/>
                 <w:color w:val="003A70"/>
+                <w:sz w:val="22"/>
+                <w:szCs w:val="20"/>
+              </w:rPr>
+              <w:t xml:space="preserve">a.</w:t>
+            </w:r>
+            <w:r>
+              <w:rPr>
+                <w:rFonts w:ascii="Avenir Next" w:hAnsi="Avenir Next" w:cs="Avenir Next" w:eastAsia="Avenir Next"/>
+                <w:color w:val="1A1A1A"/>
                 <w:sz w:val="20"/>
                 <w:szCs w:val="20"/>
               </w:rPr>
-              <w:t xml:space="preserve">a.</w:t>
+              <w:tab/>
+            </w:r>
+            <w:r>
+              <w:rPr>
+                <w:rFonts w:ascii="Avenir Next" w:hAnsi="Avenir Next" w:cs="Avenir Next" w:eastAsia="Avenir Next"/>
+                <w:color w:val="1A1A1A"/>
+                <w:sz w:val="22"/>
+                <w:szCs w:val="20"/>
+              </w:rPr>
+              <w:t xml:space="preserve">Feet:</w:t>
             </w:r>
             <w:r>
               <w:rPr>
@@ -1986,7 +2008,7 @@
                 <w:sz w:val="20"/>
                 <w:szCs w:val="20"/>
               </w:rPr>
-              <w:tab/>
+              <w:t xml:space="preserve">  </w:t>
             </w:r>
             <w:r>
               <w:rPr>
@@ -1994,24 +2016,6 @@
                 <w:color w:val="1A1A1A"/>
                 <w:sz w:val="20"/>
                 <w:szCs w:val="20"/>
-              </w:rPr>
-              <w:t xml:space="preserve">Feet:</w:t>
-            </w:r>
-            <w:r>
-              <w:rPr>
-                <w:rFonts w:ascii="Avenir Next" w:hAnsi="Avenir Next" w:cs="Avenir Next" w:eastAsia="Avenir Next"/>
-                <w:color w:val="1A1A1A"/>
-                <w:sz w:val="20"/>
-                <w:szCs w:val="20"/>
-              </w:rPr>
-              <w:t xml:space="preserve">  </w:t>
-            </w:r>
-            <w:r>
-              <w:rPr>
-                <w:rFonts w:ascii="Avenir Next" w:hAnsi="Avenir Next" w:cs="Avenir Next" w:eastAsia="Avenir Next"/>
-                <w:color w:val="1A1A1A"/>
-                <w:sz w:val="20"/>
-                <w:szCs w:val="20"/>
                 <w:u w:val="single"/>
               </w:rPr>
               <w:t xml:space="preserve">                </w:t>
@@ -2020,7 +2024,7 @@
               <w:rPr>
                 <w:rFonts w:ascii="Avenir Next" w:hAnsi="Avenir Next" w:cs="Avenir Next" w:eastAsia="Avenir Next"/>
                 <w:color w:val="1A1A1A"/>
-                <w:sz w:val="20"/>
+                <w:sz w:val="22"/>
                 <w:szCs w:val="20"/>
               </w:rPr>
               <w:t xml:space="preserve"> ft</w:t>
@@ -2040,10 +2044,28 @@
                 <w:rFonts w:ascii="Avenir Next" w:hAnsi="Avenir Next" w:cs="Avenir Next" w:eastAsia="Avenir Next"/>
                 <w:b/>
                 <w:color w:val="003A70"/>
+                <w:sz w:val="22"/>
+                <w:szCs w:val="20"/>
+              </w:rPr>
+              <w:t xml:space="preserve">b.</w:t>
+            </w:r>
+            <w:r>
+              <w:rPr>
+                <w:rFonts w:ascii="Avenir Next" w:hAnsi="Avenir Next" w:cs="Avenir Next" w:eastAsia="Avenir Next"/>
+                <w:color w:val="1A1A1A"/>
                 <w:sz w:val="20"/>
                 <w:szCs w:val="20"/>
               </w:rPr>
-              <w:t xml:space="preserve">b.</w:t>
+              <w:tab/>
+            </w:r>
+            <w:r>
+              <w:rPr>
+                <w:rFonts w:ascii="Avenir Next" w:hAnsi="Avenir Next" w:cs="Avenir Next" w:eastAsia="Avenir Next"/>
+                <w:color w:val="1A1A1A"/>
+                <w:sz w:val="22"/>
+                <w:szCs w:val="20"/>
+              </w:rPr>
+              <w:t xml:space="preserve">Inches:</w:t>
             </w:r>
             <w:r>
               <w:rPr>
@@ -2052,7 +2074,7 @@
                 <w:sz w:val="20"/>
                 <w:szCs w:val="20"/>
               </w:rPr>
-              <w:tab/>
+              <w:t xml:space="preserve">  </w:t>
             </w:r>
             <w:r>
               <w:rPr>
@@ -2060,24 +2082,6 @@
                 <w:color w:val="1A1A1A"/>
                 <w:sz w:val="20"/>
                 <w:szCs w:val="20"/>
-              </w:rPr>
-              <w:t xml:space="preserve">Inches:</w:t>
-            </w:r>
-            <w:r>
-              <w:rPr>
-                <w:rFonts w:ascii="Avenir Next" w:hAnsi="Avenir Next" w:cs="Avenir Next" w:eastAsia="Avenir Next"/>
-                <w:color w:val="1A1A1A"/>
-                <w:sz w:val="20"/>
-                <w:szCs w:val="20"/>
-              </w:rPr>
-              <w:t xml:space="preserve">  </w:t>
-            </w:r>
-            <w:r>
-              <w:rPr>
-                <w:rFonts w:ascii="Avenir Next" w:hAnsi="Avenir Next" w:cs="Avenir Next" w:eastAsia="Avenir Next"/>
-                <w:color w:val="1A1A1A"/>
-                <w:sz w:val="20"/>
-                <w:szCs w:val="20"/>
                 <w:u w:val="single"/>
               </w:rPr>
               <w:t xml:space="preserve">                </w:t>
@@ -2086,7 +2090,7 @@
               <w:rPr>
                 <w:rFonts w:ascii="Avenir Next" w:hAnsi="Avenir Next" w:cs="Avenir Next" w:eastAsia="Avenir Next"/>
                 <w:color w:val="1A1A1A"/>
-                <w:sz w:val="20"/>
+                <w:sz w:val="22"/>
                 <w:szCs w:val="20"/>
               </w:rPr>
               <w:t xml:space="preserve"> in</w:t>
@@ -2094,7 +2098,7 @@
           </w:p>
           <w:p>
             <w:pPr>
-              <w:spacing w:before="0" w:after="0" w:line="60" w:lineRule="auto"/>
+              <w:spacing w:before="0" w:after="0" w:line="50" w:lineRule="exact"/>
             </w:pPr>
           </w:p>
           <w:tbl>
@@ -2152,7 +2156,7 @@
           </w:tbl>
           <w:p>
             <w:pPr>
-              <w:spacing w:before="0" w:after="0" w:line="24" w:lineRule="auto"/>
+              <w:spacing w:before="0" w:after="0" w:line="50" w:lineRule="exact"/>
             </w:pPr>
           </w:p>
         </w:tc>
@@ -2160,12 +2164,12 @@
     </w:tbl>
     <w:p>
       <w:pPr>
-        <w:spacing w:before="0" w:after="0" w:line="20" w:lineRule="exact"/>
+        <w:spacing w:before="0" w:after="0" w:line="50" w:lineRule="exact"/>
       </w:pPr>
     </w:p>
     <w:p>
       <w:pPr>
-        <w:spacing w:before="0" w:after="0" w:line="20" w:lineRule="exact"/>
+        <w:spacing w:before="0" w:after="0" w:line="50" w:lineRule="exact"/>
       </w:pPr>
     </w:p>
     <w:tbl>
@@ -2215,18 +2219,18 @@
                 <w:rFonts w:ascii="Avenir Next" w:hAnsi="Avenir Next" w:cs="Avenir Next" w:eastAsia="Avenir Next"/>
                 <w:b/>
                 <w:color w:val="1A1A1A"/>
+                <w:sz w:val="22"/>
+                <w:szCs w:val="20"/>
+              </w:rPr>
+              <w:t xml:space="preserve">5.</w:t>
+            </w:r>
+            <w:r>
+              <w:rPr>
+                <w:rFonts w:ascii="Avenir Next" w:hAnsi="Avenir Next" w:cs="Avenir Next" w:eastAsia="Avenir Next"/>
+                <w:color w:val="1A1A1A"/>
                 <w:sz w:val="20"/>
                 <w:szCs w:val="20"/>
               </w:rPr>
-              <w:t xml:space="preserve">5.</w:t>
-            </w:r>
-            <w:r>
-              <w:rPr>
-                <w:rFonts w:ascii="Avenir Next" w:hAnsi="Avenir Next" w:cs="Avenir Next" w:eastAsia="Avenir Next"/>
-                <w:color w:val="1A1A1A"/>
-                <w:sz w:val="20"/>
-                <w:szCs w:val="20"/>
-              </w:rPr>
               <w:tab/>
             </w:r>
             <w:r>
@@ -2234,7 +2238,7 @@
                 <w:rFonts w:ascii="Avenir Next" w:hAnsi="Avenir Next" w:cs="Avenir Next" w:eastAsia="Avenir Next"/>
                 <w:b/>
                 <w:color w:val="1A1A1A"/>
-                <w:sz w:val="20"/>
+                <w:sz w:val="22"/>
                 <w:szCs w:val="20"/>
               </w:rPr>
               <w:t xml:space="preserve">Road Race.  </w:t>
@@ -2243,7 +2247,7 @@
               <w:rPr>
                 <w:rFonts w:ascii="Avenir Next" w:hAnsi="Avenir Next" w:cs="Avenir Next" w:eastAsia="Avenir Next"/>
                 <w:color w:val="1A1A1A"/>
-                <w:sz w:val="20"/>
+                <w:sz w:val="22"/>
                 <w:szCs w:val="20"/>
               </w:rPr>
               <w:t xml:space="preserve">A road race is 1.5 miles long. How many feet is the race? (1 mile = 5,280 feet)</w:t>
@@ -2260,7 +2264,7 @@
                 <w:rFonts w:ascii="Avenir Next" w:hAnsi="Avenir Next" w:cs="Avenir Next" w:eastAsia="Avenir Next"/>
                 <w:b/>
                 <w:color w:val="003A70"/>
-                <w:sz w:val="17"/>
+                <w:sz w:val="22"/>
                 <w:szCs w:val="17"/>
               </w:rPr>
               <w:t xml:space="preserve">Hint  </w:t>
@@ -2270,7 +2274,7 @@
                 <w:rFonts w:ascii="Avenir Next" w:hAnsi="Avenir Next" w:cs="Avenir Next" w:eastAsia="Avenir Next"/>
                 <w:i/>
                 <w:color w:val="5A5F66"/>
-                <w:sz w:val="17"/>
+                <w:sz w:val="22"/>
                 <w:szCs w:val="17"/>
               </w:rPr>
               <w:t xml:space="preserve">Miles to feet is big to small: multiply by 5,280.</w:t>
@@ -2278,7 +2282,7 @@
           </w:p>
           <w:p>
             <w:pPr>
-              <w:spacing w:before="0" w:after="0" w:line="60" w:lineRule="auto"/>
+              <w:spacing w:before="0" w:after="0" w:line="50" w:lineRule="exact"/>
             </w:pPr>
           </w:p>
           <w:tbl>
@@ -2347,25 +2351,25 @@
                 <w:rFonts w:ascii="Avenir Next" w:hAnsi="Avenir Next" w:cs="Avenir Next" w:eastAsia="Avenir Next"/>
                 <w:b/>
                 <w:color w:val="1A1A1A"/>
+                <w:sz w:val="22"/>
+                <w:szCs w:val="18"/>
+              </w:rPr>
+              <w:t xml:space="preserve">Answer</w:t>
+            </w:r>
+            <w:r>
+              <w:rPr>
+                <w:rFonts w:ascii="Avenir Next" w:hAnsi="Avenir Next" w:cs="Avenir Next" w:eastAsia="Avenir Next"/>
+                <w:color w:val="1A1A1A"/>
                 <w:sz w:val="18"/>
                 <w:szCs w:val="18"/>
               </w:rPr>
-              <w:t xml:space="preserve">Answer</w:t>
-            </w:r>
-            <w:r>
-              <w:rPr>
-                <w:rFonts w:ascii="Avenir Next" w:hAnsi="Avenir Next" w:cs="Avenir Next" w:eastAsia="Avenir Next"/>
-                <w:color w:val="1A1A1A"/>
-                <w:sz w:val="18"/>
-                <w:szCs w:val="18"/>
-              </w:rPr>
               <w:tab/>
             </w:r>
             <w:r>
               <w:rPr>
                 <w:rFonts w:ascii="Avenir Next" w:hAnsi="Avenir Next" w:cs="Avenir Next" w:eastAsia="Avenir Next"/>
                 <w:color w:val="1A1A1A"/>
-                <w:sz w:val="18"/>
+                <w:sz w:val="22"/>
                 <w:szCs w:val="18"/>
               </w:rPr>
               <w:t xml:space="preserve">  feet</w:t>
@@ -2376,12 +2380,12 @@
     </w:tbl>
     <w:p>
       <w:pPr>
-        <w:spacing w:before="0" w:after="0" w:line="20" w:lineRule="exact"/>
+        <w:spacing w:before="0" w:after="0" w:line="50" w:lineRule="exact"/>
       </w:pPr>
     </w:p>
     <w:p>
       <w:pPr>
-        <w:spacing w:before="0" w:after="0" w:line="20" w:lineRule="exact"/>
+        <w:spacing w:before="0" w:after="0" w:line="50" w:lineRule="exact"/>
       </w:pPr>
     </w:p>
     <w:tbl>
@@ -2431,18 +2435,18 @@
                 <w:rFonts w:ascii="Avenir Next" w:hAnsi="Avenir Next" w:cs="Avenir Next" w:eastAsia="Avenir Next"/>
                 <w:b/>
                 <w:color w:val="1A1A1A"/>
+                <w:sz w:val="22"/>
+                <w:szCs w:val="20"/>
+              </w:rPr>
+              <w:t xml:space="preserve">6.</w:t>
+            </w:r>
+            <w:r>
+              <w:rPr>
+                <w:rFonts w:ascii="Avenir Next" w:hAnsi="Avenir Next" w:cs="Avenir Next" w:eastAsia="Avenir Next"/>
+                <w:color w:val="1A1A1A"/>
                 <w:sz w:val="20"/>
                 <w:szCs w:val="20"/>
               </w:rPr>
-              <w:t xml:space="preserve">6.</w:t>
-            </w:r>
-            <w:r>
-              <w:rPr>
-                <w:rFonts w:ascii="Avenir Next" w:hAnsi="Avenir Next" w:cs="Avenir Next" w:eastAsia="Avenir Next"/>
-                <w:color w:val="1A1A1A"/>
-                <w:sz w:val="20"/>
-                <w:szCs w:val="20"/>
-              </w:rPr>
               <w:tab/>
             </w:r>
             <w:r>
@@ -2450,7 +2454,7 @@
                 <w:rFonts w:ascii="Avenir Next" w:hAnsi="Avenir Next" w:cs="Avenir Next" w:eastAsia="Avenir Next"/>
                 <w:b/>
                 <w:color w:val="1A1A1A"/>
-                <w:sz w:val="20"/>
+                <w:sz w:val="22"/>
                 <w:szCs w:val="20"/>
               </w:rPr>
               <w:t xml:space="preserve">Water Cooler.  </w:t>
@@ -2459,7 +2463,7 @@
               <w:rPr>
                 <w:rFonts w:ascii="Avenir Next" w:hAnsi="Avenir Next" w:cs="Avenir Next" w:eastAsia="Avenir Next"/>
                 <w:color w:val="1A1A1A"/>
-                <w:sz w:val="20"/>
+                <w:sz w:val="22"/>
                 <w:szCs w:val="20"/>
               </w:rPr>
               <w:t xml:space="preserve">A cooler holds 7 gallons of water. How many 1-pint cups can it fill? (1 gal = 4 qt, 1 qt = 2 pt)</w:t>
@@ -2476,7 +2480,7 @@
                 <w:rFonts w:ascii="Avenir Next" w:hAnsi="Avenir Next" w:cs="Avenir Next" w:eastAsia="Avenir Next"/>
                 <w:b/>
                 <w:color w:val="003A70"/>
-                <w:sz w:val="17"/>
+                <w:sz w:val="22"/>
                 <w:szCs w:val="17"/>
               </w:rPr>
               <w:t xml:space="preserve">Hint  </w:t>
@@ -2486,7 +2490,7 @@
                 <w:rFonts w:ascii="Avenir Next" w:hAnsi="Avenir Next" w:cs="Avenir Next" w:eastAsia="Avenir Next"/>
                 <w:i/>
                 <w:color w:val="5A5F66"/>
-                <w:sz w:val="17"/>
+                <w:sz w:val="22"/>
                 <w:szCs w:val="17"/>
               </w:rPr>
               <w:t xml:space="preserve">Change gallons to quarts first, then quarts to pints.</w:t>
@@ -2494,7 +2498,7 @@
           </w:p>
           <w:p>
             <w:pPr>
-              <w:spacing w:before="0" w:after="0" w:line="60" w:lineRule="auto"/>
+              <w:spacing w:before="0" w:after="0" w:line="50" w:lineRule="exact"/>
             </w:pPr>
           </w:p>
           <w:tbl>
@@ -2563,25 +2567,25 @@
                 <w:rFonts w:ascii="Avenir Next" w:hAnsi="Avenir Next" w:cs="Avenir Next" w:eastAsia="Avenir Next"/>
                 <w:b/>
                 <w:color w:val="1A1A1A"/>
+                <w:sz w:val="22"/>
+                <w:szCs w:val="18"/>
+              </w:rPr>
+              <w:t xml:space="preserve">Answer</w:t>
+            </w:r>
+            <w:r>
+              <w:rPr>
+                <w:rFonts w:ascii="Avenir Next" w:hAnsi="Avenir Next" w:cs="Avenir Next" w:eastAsia="Avenir Next"/>
+                <w:color w:val="1A1A1A"/>
                 <w:sz w:val="18"/>
                 <w:szCs w:val="18"/>
               </w:rPr>
-              <w:t xml:space="preserve">Answer</w:t>
-            </w:r>
-            <w:r>
-              <w:rPr>
-                <w:rFonts w:ascii="Avenir Next" w:hAnsi="Avenir Next" w:cs="Avenir Next" w:eastAsia="Avenir Next"/>
-                <w:color w:val="1A1A1A"/>
-                <w:sz w:val="18"/>
-                <w:szCs w:val="18"/>
-              </w:rPr>
               <w:tab/>
             </w:r>
             <w:r>
               <w:rPr>
                 <w:rFonts w:ascii="Avenir Next" w:hAnsi="Avenir Next" w:cs="Avenir Next" w:eastAsia="Avenir Next"/>
                 <w:color w:val="1A1A1A"/>
-                <w:sz w:val="18"/>
+                <w:sz w:val="22"/>
                 <w:szCs w:val="18"/>
               </w:rPr>
               <w:t xml:space="preserve">  cups</w:t>
@@ -2592,12 +2596,12 @@
     </w:tbl>
     <w:p>
       <w:pPr>
-        <w:spacing w:before="0" w:after="0" w:line="20" w:lineRule="exact"/>
+        <w:spacing w:before="0" w:after="0" w:line="50" w:lineRule="exact"/>
       </w:pPr>
     </w:p>
     <w:p>
       <w:pPr>
-        <w:spacing w:before="0" w:after="0" w:line="20" w:lineRule="exact"/>
+        <w:spacing w:before="0" w:after="0" w:line="50" w:lineRule="exact"/>
       </w:pPr>
     </w:p>
     <w:tbl>
@@ -2647,18 +2651,18 @@
                 <w:rFonts w:ascii="Avenir Next" w:hAnsi="Avenir Next" w:cs="Avenir Next" w:eastAsia="Avenir Next"/>
                 <w:b/>
                 <w:color w:val="1A1A1A"/>
+                <w:sz w:val="22"/>
+                <w:szCs w:val="20"/>
+              </w:rPr>
+              <w:t xml:space="preserve">7.</w:t>
+            </w:r>
+            <w:r>
+              <w:rPr>
+                <w:rFonts w:ascii="Avenir Next" w:hAnsi="Avenir Next" w:cs="Avenir Next" w:eastAsia="Avenir Next"/>
+                <w:color w:val="1A1A1A"/>
                 <w:sz w:val="20"/>
                 <w:szCs w:val="20"/>
               </w:rPr>
-              <w:t xml:space="preserve">7.</w:t>
-            </w:r>
-            <w:r>
-              <w:rPr>
-                <w:rFonts w:ascii="Avenir Next" w:hAnsi="Avenir Next" w:cs="Avenir Next" w:eastAsia="Avenir Next"/>
-                <w:color w:val="1A1A1A"/>
-                <w:sz w:val="20"/>
-                <w:szCs w:val="20"/>
-              </w:rPr>
               <w:tab/>
             </w:r>
             <w:r>
@@ -2666,7 +2670,7 @@
                 <w:rFonts w:ascii="Avenir Next" w:hAnsi="Avenir Next" w:cs="Avenir Next" w:eastAsia="Avenir Next"/>
                 <w:b/>
                 <w:color w:val="1A1A1A"/>
-                <w:sz w:val="20"/>
+                <w:sz w:val="22"/>
                 <w:szCs w:val="20"/>
               </w:rPr>
               <w:t xml:space="preserve">Milk Cartons.  </w:t>
@@ -2675,7 +2679,7 @@
               <w:rPr>
                 <w:rFonts w:ascii="Avenir Next" w:hAnsi="Avenir Next" w:cs="Avenir Next" w:eastAsia="Avenir Next"/>
                 <w:color w:val="1A1A1A"/>
-                <w:sz w:val="20"/>
+                <w:sz w:val="22"/>
                 <w:szCs w:val="20"/>
               </w:rPr>
               <w:t xml:space="preserve">The cafeteria has 36 quarts of milk. How many gallons is that? (4 qt = 1 gal)</w:t>
@@ -2692,7 +2696,7 @@
                 <w:rFonts w:ascii="Avenir Next" w:hAnsi="Avenir Next" w:cs="Avenir Next" w:eastAsia="Avenir Next"/>
                 <w:b/>
                 <w:color w:val="003A70"/>
-                <w:sz w:val="17"/>
+                <w:sz w:val="22"/>
                 <w:szCs w:val="17"/>
               </w:rPr>
               <w:t xml:space="preserve">Hint  </w:t>
@@ -2702,7 +2706,7 @@
                 <w:rFonts w:ascii="Avenir Next" w:hAnsi="Avenir Next" w:cs="Avenir Next" w:eastAsia="Avenir Next"/>
                 <w:i/>
                 <w:color w:val="5A5F66"/>
-                <w:sz w:val="17"/>
+                <w:sz w:val="22"/>
                 <w:szCs w:val="17"/>
               </w:rPr>
               <w:t xml:space="preserve">Quarts to gallons is small to big: divide.</w:t>
@@ -2710,7 +2714,7 @@
           </w:p>
           <w:p>
             <w:pPr>
-              <w:spacing w:before="0" w:after="0" w:line="60" w:lineRule="auto"/>
+              <w:spacing w:before="0" w:after="0" w:line="50" w:lineRule="exact"/>
             </w:pPr>
           </w:p>
           <w:tbl>
@@ -2779,25 +2783,25 @@
                 <w:rFonts w:ascii="Avenir Next" w:hAnsi="Avenir Next" w:cs="Avenir Next" w:eastAsia="Avenir Next"/>
                 <w:b/>
                 <w:color w:val="1A1A1A"/>
+                <w:sz w:val="22"/>
+                <w:szCs w:val="18"/>
+              </w:rPr>
+              <w:t xml:space="preserve">Answer</w:t>
+            </w:r>
+            <w:r>
+              <w:rPr>
+                <w:rFonts w:ascii="Avenir Next" w:hAnsi="Avenir Next" w:cs="Avenir Next" w:eastAsia="Avenir Next"/>
+                <w:color w:val="1A1A1A"/>
                 <w:sz w:val="18"/>
                 <w:szCs w:val="18"/>
               </w:rPr>
-              <w:t xml:space="preserve">Answer</w:t>
-            </w:r>
-            <w:r>
-              <w:rPr>
-                <w:rFonts w:ascii="Avenir Next" w:hAnsi="Avenir Next" w:cs="Avenir Next" w:eastAsia="Avenir Next"/>
-                <w:color w:val="1A1A1A"/>
-                <w:sz w:val="18"/>
-                <w:szCs w:val="18"/>
-              </w:rPr>
               <w:tab/>
             </w:r>
             <w:r>
               <w:rPr>
                 <w:rFonts w:ascii="Avenir Next" w:hAnsi="Avenir Next" w:cs="Avenir Next" w:eastAsia="Avenir Next"/>
                 <w:color w:val="1A1A1A"/>
-                <w:sz w:val="18"/>
+                <w:sz w:val="22"/>
                 <w:szCs w:val="18"/>
               </w:rPr>
               <w:t xml:space="preserve">  gallons</w:t>
@@ -2808,12 +2812,12 @@
     </w:tbl>
     <w:p>
       <w:pPr>
-        <w:spacing w:before="0" w:after="0" w:line="20" w:lineRule="exact"/>
+        <w:spacing w:before="0" w:after="0" w:line="50" w:lineRule="exact"/>
       </w:pPr>
     </w:p>
     <w:p>
       <w:pPr>
-        <w:spacing w:before="0" w:after="0" w:line="20" w:lineRule="exact"/>
+        <w:spacing w:before="0" w:after="0" w:line="50" w:lineRule="exact"/>
       </w:pPr>
     </w:p>
     <w:tbl>
@@ -2863,18 +2867,18 @@
                 <w:rFonts w:ascii="Avenir Next" w:hAnsi="Avenir Next" w:cs="Avenir Next" w:eastAsia="Avenir Next"/>
                 <w:b/>
                 <w:color w:val="1A1A1A"/>
+                <w:sz w:val="22"/>
+                <w:szCs w:val="20"/>
+              </w:rPr>
+              <w:t xml:space="preserve">8.</w:t>
+            </w:r>
+            <w:r>
+              <w:rPr>
+                <w:rFonts w:ascii="Avenir Next" w:hAnsi="Avenir Next" w:cs="Avenir Next" w:eastAsia="Avenir Next"/>
+                <w:color w:val="1A1A1A"/>
                 <w:sz w:val="20"/>
                 <w:szCs w:val="20"/>
               </w:rPr>
-              <w:t xml:space="preserve">8.</w:t>
-            </w:r>
-            <w:r>
-              <w:rPr>
-                <w:rFonts w:ascii="Avenir Next" w:hAnsi="Avenir Next" w:cs="Avenir Next" w:eastAsia="Avenir Next"/>
-                <w:color w:val="1A1A1A"/>
-                <w:sz w:val="20"/>
-                <w:szCs w:val="20"/>
-              </w:rPr>
               <w:tab/>
             </w:r>
             <w:r>
@@ -2882,7 +2886,7 @@
                 <w:rFonts w:ascii="Avenir Next" w:hAnsi="Avenir Next" w:cs="Avenir Next" w:eastAsia="Avenir Next"/>
                 <w:b/>
                 <w:color w:val="1A1A1A"/>
-                <w:sz w:val="20"/>
+                <w:sz w:val="22"/>
                 <w:szCs w:val="20"/>
               </w:rPr>
               <w:t xml:space="preserve">Garden Fence.  </w:t>
@@ -2891,7 +2895,7 @@
               <w:rPr>
                 <w:rFonts w:ascii="Avenir Next" w:hAnsi="Avenir Next" w:cs="Avenir Next" w:eastAsia="Avenir Next"/>
                 <w:color w:val="1A1A1A"/>
-                <w:sz w:val="20"/>
+                <w:sz w:val="22"/>
                 <w:szCs w:val="20"/>
               </w:rPr>
               <w:t xml:space="preserve">A garden needs 30 feet of fencing. Fencing is sold by the yard at $8 per yard. (1 yd = 3 ft)</w:t>
@@ -2911,10 +2915,28 @@
                 <w:rFonts w:ascii="Avenir Next" w:hAnsi="Avenir Next" w:cs="Avenir Next" w:eastAsia="Avenir Next"/>
                 <w:b/>
                 <w:color w:val="003A70"/>
+                <w:sz w:val="22"/>
+                <w:szCs w:val="20"/>
+              </w:rPr>
+              <w:t xml:space="preserve">a.</w:t>
+            </w:r>
+            <w:r>
+              <w:rPr>
+                <w:rFonts w:ascii="Avenir Next" w:hAnsi="Avenir Next" w:cs="Avenir Next" w:eastAsia="Avenir Next"/>
+                <w:color w:val="1A1A1A"/>
                 <w:sz w:val="20"/>
                 <w:szCs w:val="20"/>
               </w:rPr>
-              <w:t xml:space="preserve">a.</w:t>
+              <w:tab/>
+            </w:r>
+            <w:r>
+              <w:rPr>
+                <w:rFonts w:ascii="Avenir Next" w:hAnsi="Avenir Next" w:cs="Avenir Next" w:eastAsia="Avenir Next"/>
+                <w:color w:val="1A1A1A"/>
+                <w:sz w:val="22"/>
+                <w:szCs w:val="20"/>
+              </w:rPr>
+              <w:t xml:space="preserve">Yards needed:</w:t>
             </w:r>
             <w:r>
               <w:rPr>
@@ -2923,7 +2945,7 @@
                 <w:sz w:val="20"/>
                 <w:szCs w:val="20"/>
               </w:rPr>
-              <w:tab/>
+              <w:t xml:space="preserve">  </w:t>
             </w:r>
             <w:r>
               <w:rPr>
@@ -2931,24 +2953,6 @@
                 <w:color w:val="1A1A1A"/>
                 <w:sz w:val="20"/>
                 <w:szCs w:val="20"/>
-              </w:rPr>
-              <w:t xml:space="preserve">Yards needed:</w:t>
-            </w:r>
-            <w:r>
-              <w:rPr>
-                <w:rFonts w:ascii="Avenir Next" w:hAnsi="Avenir Next" w:cs="Avenir Next" w:eastAsia="Avenir Next"/>
-                <w:color w:val="1A1A1A"/>
-                <w:sz w:val="20"/>
-                <w:szCs w:val="20"/>
-              </w:rPr>
-              <w:t xml:space="preserve">  </w:t>
-            </w:r>
-            <w:r>
-              <w:rPr>
-                <w:rFonts w:ascii="Avenir Next" w:hAnsi="Avenir Next" w:cs="Avenir Next" w:eastAsia="Avenir Next"/>
-                <w:color w:val="1A1A1A"/>
-                <w:sz w:val="20"/>
-                <w:szCs w:val="20"/>
                 <w:u w:val="single"/>
               </w:rPr>
               <w:t xml:space="preserve">                </w:t>
@@ -2957,7 +2961,7 @@
               <w:rPr>
                 <w:rFonts w:ascii="Avenir Next" w:hAnsi="Avenir Next" w:cs="Avenir Next" w:eastAsia="Avenir Next"/>
                 <w:color w:val="1A1A1A"/>
-                <w:sz w:val="20"/>
+                <w:sz w:val="22"/>
                 <w:szCs w:val="20"/>
               </w:rPr>
               <w:t xml:space="preserve"> yd</w:t>
@@ -2977,25 +2981,25 @@
                 <w:rFonts w:ascii="Avenir Next" w:hAnsi="Avenir Next" w:cs="Avenir Next" w:eastAsia="Avenir Next"/>
                 <w:b/>
                 <w:color w:val="003A70"/>
+                <w:sz w:val="22"/>
+                <w:szCs w:val="20"/>
+              </w:rPr>
+              <w:t xml:space="preserve">b.</w:t>
+            </w:r>
+            <w:r>
+              <w:rPr>
+                <w:rFonts w:ascii="Avenir Next" w:hAnsi="Avenir Next" w:cs="Avenir Next" w:eastAsia="Avenir Next"/>
+                <w:color w:val="1A1A1A"/>
                 <w:sz w:val="20"/>
                 <w:szCs w:val="20"/>
               </w:rPr>
-              <w:t xml:space="preserve">b.</w:t>
-            </w:r>
-            <w:r>
-              <w:rPr>
-                <w:rFonts w:ascii="Avenir Next" w:hAnsi="Avenir Next" w:cs="Avenir Next" w:eastAsia="Avenir Next"/>
-                <w:color w:val="1A1A1A"/>
-                <w:sz w:val="20"/>
-                <w:szCs w:val="20"/>
-              </w:rPr>
               <w:tab/>
             </w:r>
             <w:r>
               <w:rPr>
                 <w:rFonts w:ascii="Avenir Next" w:hAnsi="Avenir Next" w:cs="Avenir Next" w:eastAsia="Avenir Next"/>
                 <w:color w:val="1A1A1A"/>
-                <w:sz w:val="20"/>
+                <w:sz w:val="22"/>
                 <w:szCs w:val="20"/>
               </w:rPr>
               <w:t xml:space="preserve">Total cost:</w:t>
@@ -3034,10 +3038,28 @@
                 <w:rFonts w:ascii="Avenir Next" w:hAnsi="Avenir Next" w:cs="Avenir Next" w:eastAsia="Avenir Next"/>
                 <w:b/>
                 <w:color w:val="003A70"/>
+                <w:sz w:val="22"/>
+                <w:szCs w:val="20"/>
+              </w:rPr>
+              <w:t xml:space="preserve">c.</w:t>
+            </w:r>
+            <w:r>
+              <w:rPr>
+                <w:rFonts w:ascii="Avenir Next" w:hAnsi="Avenir Next" w:cs="Avenir Next" w:eastAsia="Avenir Next"/>
+                <w:color w:val="1A1A1A"/>
                 <w:sz w:val="20"/>
                 <w:szCs w:val="20"/>
               </w:rPr>
-              <w:t xml:space="preserve">c.</w:t>
+              <w:tab/>
+            </w:r>
+            <w:r>
+              <w:rPr>
+                <w:rFonts w:ascii="Avenir Next" w:hAnsi="Avenir Next" w:cs="Avenir Next" w:eastAsia="Avenir Next"/>
+                <w:color w:val="1A1A1A"/>
+                <w:sz w:val="22"/>
+                <w:szCs w:val="20"/>
+              </w:rPr>
+              <w:t xml:space="preserve">Would buying by the foot at $2.90 per foot cost more? How much?</w:t>
             </w:r>
             <w:r>
               <w:rPr>
@@ -3046,7 +3068,7 @@
                 <w:sz w:val="20"/>
                 <w:szCs w:val="20"/>
               </w:rPr>
-              <w:tab/>
+              <w:t xml:space="preserve">  </w:t>
             </w:r>
             <w:r>
               <w:rPr>
@@ -3054,24 +3076,6 @@
                 <w:color w:val="1A1A1A"/>
                 <w:sz w:val="20"/>
                 <w:szCs w:val="20"/>
-              </w:rPr>
-              <w:t xml:space="preserve">Would buying by the foot at $2.90 per foot cost more? How much?</w:t>
-            </w:r>
-            <w:r>
-              <w:rPr>
-                <w:rFonts w:ascii="Avenir Next" w:hAnsi="Avenir Next" w:cs="Avenir Next" w:eastAsia="Avenir Next"/>
-                <w:color w:val="1A1A1A"/>
-                <w:sz w:val="20"/>
-                <w:szCs w:val="20"/>
-              </w:rPr>
-              <w:t xml:space="preserve">  </w:t>
-            </w:r>
-            <w:r>
-              <w:rPr>
-                <w:rFonts w:ascii="Avenir Next" w:hAnsi="Avenir Next" w:cs="Avenir Next" w:eastAsia="Avenir Next"/>
-                <w:color w:val="1A1A1A"/>
-                <w:sz w:val="20"/>
-                <w:szCs w:val="20"/>
                 <w:u w:val="single"/>
               </w:rPr>
               <w:t xml:space="preserve">                      </w:t>
@@ -3079,7 +3083,7 @@
           </w:p>
           <w:p>
             <w:pPr>
-              <w:spacing w:before="0" w:after="0" w:line="60" w:lineRule="auto"/>
+              <w:spacing w:before="0" w:after="0" w:line="50" w:lineRule="exact"/>
             </w:pPr>
           </w:p>
           <w:tbl>
@@ -3137,7 +3141,7 @@
           </w:tbl>
           <w:p>
             <w:pPr>
-              <w:spacing w:before="0" w:after="0" w:line="24" w:lineRule="auto"/>
+              <w:spacing w:before="0" w:after="0" w:line="50" w:lineRule="exact"/>
             </w:pPr>
           </w:p>
         </w:tc>
@@ -3145,11 +3149,12 @@
     </w:tbl>
     <w:p>
       <w:pPr>
-        <w:spacing w:before="0" w:after="0" w:line="20" w:lineRule="exact"/>
+        <w:spacing w:before="0" w:after="0" w:line="50" w:lineRule="exact"/>
       </w:pPr>
     </w:p>
     <w:p>
       <w:pPr>
+        <w:pStyle w:val="Heading2"/>
         <w:keepNext/>
         <w:pBdr>
           <w:bottom w:val="single" w:sz="8" w:space="3" w:color="003A70"/>
@@ -3165,7 +3170,7 @@
           <w:b/>
           <w:color w:val="003A70"/>
           <w:spacing w:val="14"/>
-          <w:sz w:val="19"/>
+          <w:sz w:val="22"/>
           <w:szCs w:val="19"/>
         </w:rPr>
         <w:t xml:space="preserve">FIND THE ERROR</w:t>
@@ -3184,7 +3189,7 @@
           <w:rFonts w:ascii="Avenir Next" w:hAnsi="Avenir Next" w:cs="Avenir Next" w:eastAsia="Avenir Next"/>
           <w:i/>
           <w:color w:val="5A5F66"/>
-          <w:sz w:val="17"/>
+          <w:sz w:val="22"/>
           <w:szCs w:val="17"/>
         </w:rPr>
         <w:t xml:space="preserve">explain the mistake, then fix it</w:t>
@@ -3192,7 +3197,7 @@
     </w:p>
     <w:p>
       <w:pPr>
-        <w:spacing w:before="0" w:after="0" w:line="20" w:lineRule="exact"/>
+        <w:spacing w:before="0" w:after="0" w:line="50" w:lineRule="exact"/>
       </w:pPr>
     </w:p>
     <w:tbl>
@@ -3242,18 +3247,18 @@
                 <w:rFonts w:ascii="Avenir Next" w:hAnsi="Avenir Next" w:cs="Avenir Next" w:eastAsia="Avenir Next"/>
                 <w:b/>
                 <w:color w:val="1A1A1A"/>
+                <w:sz w:val="22"/>
+                <w:szCs w:val="20"/>
+              </w:rPr>
+              <w:t xml:space="preserve">9.</w:t>
+            </w:r>
+            <w:r>
+              <w:rPr>
+                <w:rFonts w:ascii="Avenir Next" w:hAnsi="Avenir Next" w:cs="Avenir Next" w:eastAsia="Avenir Next"/>
+                <w:color w:val="1A1A1A"/>
                 <w:sz w:val="20"/>
                 <w:szCs w:val="20"/>
               </w:rPr>
-              <w:t xml:space="preserve">9.</w:t>
-            </w:r>
-            <w:r>
-              <w:rPr>
-                <w:rFonts w:ascii="Avenir Next" w:hAnsi="Avenir Next" w:cs="Avenir Next" w:eastAsia="Avenir Next"/>
-                <w:color w:val="1A1A1A"/>
-                <w:sz w:val="20"/>
-                <w:szCs w:val="20"/>
-              </w:rPr>
               <w:tab/>
             </w:r>
             <w:r>
@@ -3261,7 +3266,7 @@
                 <w:rFonts w:ascii="Avenir Next" w:hAnsi="Avenir Next" w:cs="Avenir Next" w:eastAsia="Avenir Next"/>
                 <w:b/>
                 <w:color w:val="1A1A1A"/>
-                <w:sz w:val="20"/>
+                <w:sz w:val="22"/>
                 <w:szCs w:val="20"/>
               </w:rPr>
               <w:t xml:space="preserve">Maya’s Work.  </w:t>
@@ -3270,7 +3275,7 @@
               <w:rPr>
                 <w:rFonts w:ascii="Avenir Next" w:hAnsi="Avenir Next" w:cs="Avenir Next" w:eastAsia="Avenir Next"/>
                 <w:color w:val="1A1A1A"/>
-                <w:sz w:val="20"/>
+                <w:sz w:val="22"/>
                 <w:szCs w:val="20"/>
               </w:rPr>
               <w:t xml:space="preserve">Maya converted 84 inches to feet by multiplying: 84 × 12 = 1,008 feet. Explain why 1,008 feet is impossible. Then find the correct answer.</w:t>
@@ -3316,7 +3321,7 @@
                 </w:tcPr>
                 <w:p>
                   <w:pPr>
-                    <w:spacing w:before="0" w:after="0" w:line="240" w:lineRule="auto"/>
+                    <w:spacing w:before="0" w:after="0" w:line="50" w:lineRule="exact"/>
                   </w:pPr>
                 </w:p>
               </w:tc>
@@ -3336,7 +3341,7 @@
                 </w:tcPr>
                 <w:p>
                   <w:pPr>
-                    <w:spacing w:before="0" w:after="0" w:line="240" w:lineRule="auto"/>
+                    <w:spacing w:before="0" w:after="0" w:line="50" w:lineRule="exact"/>
                   </w:pPr>
                 </w:p>
               </w:tc>
@@ -3356,7 +3361,7 @@
                 </w:tcPr>
                 <w:p>
                   <w:pPr>
-                    <w:spacing w:before="0" w:after="0" w:line="240" w:lineRule="auto"/>
+                    <w:spacing w:before="0" w:after="0" w:line="50" w:lineRule="exact"/>
                   </w:pPr>
                 </w:p>
               </w:tc>
@@ -3364,7 +3369,7 @@
           </w:tbl>
           <w:p>
             <w:pPr>
-              <w:spacing w:before="0" w:after="0" w:line="24" w:lineRule="auto"/>
+              <w:spacing w:before="0" w:after="0" w:line="50" w:lineRule="exact"/>
             </w:pPr>
           </w:p>
         </w:tc>
@@ -3372,11 +3377,12 @@
     </w:tbl>
     <w:p>
       <w:pPr>
-        <w:spacing w:before="0" w:after="0" w:line="20" w:lineRule="exact"/>
+        <w:spacing w:before="0" w:after="0" w:line="50" w:lineRule="exact"/>
       </w:pPr>
     </w:p>
     <w:p>
       <w:pPr>
+        <w:pStyle w:val="Heading2"/>
         <w:keepNext/>
         <w:pBdr>
           <w:bottom w:val="single" w:sz="8" w:space="3" w:color="003A70"/>
@@ -3392,7 +3398,7 @@
           <w:b/>
           <w:color w:val="003A70"/>
           <w:spacing w:val="14"/>
-          <w:sz w:val="19"/>
+          <w:sz w:val="22"/>
           <w:szCs w:val="19"/>
         </w:rPr>
         <w:t xml:space="preserve">TEST PRACTICE</w:t>
@@ -3411,7 +3417,7 @@
           <w:rFonts w:ascii="Avenir Next" w:hAnsi="Avenir Next" w:cs="Avenir Next" w:eastAsia="Avenir Next"/>
           <w:i/>
           <w:color w:val="5A5F66"/>
-          <w:sz w:val="17"/>
+          <w:sz w:val="22"/>
           <w:szCs w:val="17"/>
         </w:rPr>
         <w:t xml:space="preserve">choose the best answer</w:t>
@@ -3419,7 +3425,7 @@
     </w:p>
     <w:p>
       <w:pPr>
-        <w:spacing w:before="0" w:after="0" w:line="20" w:lineRule="exact"/>
+        <w:spacing w:before="0" w:after="0" w:line="50" w:lineRule="exact"/>
       </w:pPr>
     </w:p>
     <w:tbl>
@@ -3469,25 +3475,25 @@
                 <w:rFonts w:ascii="Avenir Next" w:hAnsi="Avenir Next" w:cs="Avenir Next" w:eastAsia="Avenir Next"/>
                 <w:b/>
                 <w:color w:val="1A1A1A"/>
+                <w:sz w:val="22"/>
+                <w:szCs w:val="20"/>
+              </w:rPr>
+              <w:t xml:space="preserve">10.</w:t>
+            </w:r>
+            <w:r>
+              <w:rPr>
+                <w:rFonts w:ascii="Avenir Next" w:hAnsi="Avenir Next" w:cs="Avenir Next" w:eastAsia="Avenir Next"/>
+                <w:color w:val="1A1A1A"/>
                 <w:sz w:val="20"/>
                 <w:szCs w:val="20"/>
               </w:rPr>
-              <w:t xml:space="preserve">10.</w:t>
-            </w:r>
-            <w:r>
-              <w:rPr>
-                <w:rFonts w:ascii="Avenir Next" w:hAnsi="Avenir Next" w:cs="Avenir Next" w:eastAsia="Avenir Next"/>
-                <w:color w:val="1A1A1A"/>
-                <w:sz w:val="20"/>
-                <w:szCs w:val="20"/>
-              </w:rPr>
               <w:tab/>
             </w:r>
             <w:r>
               <w:rPr>
                 <w:rFonts w:ascii="Avenir Next" w:hAnsi="Avenir Next" w:cs="Avenir Next" w:eastAsia="Avenir Next"/>
                 <w:color w:val="1A1A1A"/>
-                <w:sz w:val="20"/>
+                <w:sz w:val="22"/>
                 <w:szCs w:val="20"/>
               </w:rPr>
               <w:t xml:space="preserve">4 feet equals how many inches?</w:t>
@@ -3543,25 +3549,25 @@
                       <w:rFonts w:ascii="Avenir Next" w:hAnsi="Avenir Next" w:cs="Avenir Next" w:eastAsia="Avenir Next"/>
                       <w:b/>
                       <w:color w:val="003A70"/>
+                      <w:sz w:val="22"/>
+                      <w:szCs w:val="19"/>
+                    </w:rPr>
+                    <w:t xml:space="preserve">A</w:t>
+                  </w:r>
+                  <w:r>
+                    <w:rPr>
+                      <w:rFonts w:ascii="Avenir Next" w:hAnsi="Avenir Next" w:cs="Avenir Next" w:eastAsia="Avenir Next"/>
+                      <w:color w:val="1A1A1A"/>
                       <w:sz w:val="19"/>
                       <w:szCs w:val="19"/>
                     </w:rPr>
-                    <w:t xml:space="preserve">A</w:t>
-                  </w:r>
-                  <w:r>
-                    <w:rPr>
-                      <w:rFonts w:ascii="Avenir Next" w:hAnsi="Avenir Next" w:cs="Avenir Next" w:eastAsia="Avenir Next"/>
-                      <w:color w:val="1A1A1A"/>
-                      <w:sz w:val="19"/>
-                      <w:szCs w:val="19"/>
-                    </w:rPr>
                     <w:tab/>
                   </w:r>
                   <w:r>
                     <w:rPr>
                       <w:rFonts w:ascii="Avenir Next" w:hAnsi="Avenir Next" w:cs="Avenir Next" w:eastAsia="Avenir Next"/>
                       <w:color w:val="1A1A1A"/>
-                      <w:sz w:val="19"/>
+                      <w:sz w:val="22"/>
                       <w:szCs w:val="19"/>
                     </w:rPr>
                     <w:t xml:space="preserve">16</w:t>
@@ -3586,25 +3592,25 @@
                       <w:rFonts w:ascii="Avenir Next" w:hAnsi="Avenir Next" w:cs="Avenir Next" w:eastAsia="Avenir Next"/>
                       <w:b/>
                       <w:color w:val="003A70"/>
+                      <w:sz w:val="22"/>
+                      <w:szCs w:val="19"/>
+                    </w:rPr>
+                    <w:t xml:space="preserve">B</w:t>
+                  </w:r>
+                  <w:r>
+                    <w:rPr>
+                      <w:rFonts w:ascii="Avenir Next" w:hAnsi="Avenir Next" w:cs="Avenir Next" w:eastAsia="Avenir Next"/>
+                      <w:color w:val="1A1A1A"/>
                       <w:sz w:val="19"/>
                       <w:szCs w:val="19"/>
                     </w:rPr>
-                    <w:t xml:space="preserve">B</w:t>
-                  </w:r>
-                  <w:r>
-                    <w:rPr>
-                      <w:rFonts w:ascii="Avenir Next" w:hAnsi="Avenir Next" w:cs="Avenir Next" w:eastAsia="Avenir Next"/>
-                      <w:color w:val="1A1A1A"/>
-                      <w:sz w:val="19"/>
-                      <w:szCs w:val="19"/>
-                    </w:rPr>
                     <w:tab/>
                   </w:r>
                   <w:r>
                     <w:rPr>
                       <w:rFonts w:ascii="Avenir Next" w:hAnsi="Avenir Next" w:cs="Avenir Next" w:eastAsia="Avenir Next"/>
                       <w:color w:val="1A1A1A"/>
-                      <w:sz w:val="19"/>
+                      <w:sz w:val="22"/>
                       <w:szCs w:val="19"/>
                     </w:rPr>
                     <w:t xml:space="preserve">40</w:t>
@@ -3629,25 +3635,25 @@
                       <w:rFonts w:ascii="Avenir Next" w:hAnsi="Avenir Next" w:cs="Avenir Next" w:eastAsia="Avenir Next"/>
                       <w:b/>
                       <w:color w:val="003A70"/>
+                      <w:sz w:val="22"/>
+                      <w:szCs w:val="19"/>
+                    </w:rPr>
+                    <w:t xml:space="preserve">C</w:t>
+                  </w:r>
+                  <w:r>
+                    <w:rPr>
+                      <w:rFonts w:ascii="Avenir Next" w:hAnsi="Avenir Next" w:cs="Avenir Next" w:eastAsia="Avenir Next"/>
+                      <w:color w:val="1A1A1A"/>
                       <w:sz w:val="19"/>
                       <w:szCs w:val="19"/>
                     </w:rPr>
-                    <w:t xml:space="preserve">C</w:t>
-                  </w:r>
-                  <w:r>
-                    <w:rPr>
-                      <w:rFonts w:ascii="Avenir Next" w:hAnsi="Avenir Next" w:cs="Avenir Next" w:eastAsia="Avenir Next"/>
-                      <w:color w:val="1A1A1A"/>
-                      <w:sz w:val="19"/>
-                      <w:szCs w:val="19"/>
-                    </w:rPr>
                     <w:tab/>
                   </w:r>
                   <w:r>
                     <w:rPr>
                       <w:rFonts w:ascii="Avenir Next" w:hAnsi="Avenir Next" w:cs="Avenir Next" w:eastAsia="Avenir Next"/>
                       <w:color w:val="1A1A1A"/>
-                      <w:sz w:val="19"/>
+                      <w:sz w:val="22"/>
                       <w:szCs w:val="19"/>
                     </w:rPr>
                     <w:t xml:space="preserve">48</w:t>
@@ -3672,25 +3678,25 @@
                       <w:rFonts w:ascii="Avenir Next" w:hAnsi="Avenir Next" w:cs="Avenir Next" w:eastAsia="Avenir Next"/>
                       <w:b/>
                       <w:color w:val="003A70"/>
+                      <w:sz w:val="22"/>
+                      <w:szCs w:val="19"/>
+                    </w:rPr>
+                    <w:t xml:space="preserve">D</w:t>
+                  </w:r>
+                  <w:r>
+                    <w:rPr>
+                      <w:rFonts w:ascii="Avenir Next" w:hAnsi="Avenir Next" w:cs="Avenir Next" w:eastAsia="Avenir Next"/>
+                      <w:color w:val="1A1A1A"/>
                       <w:sz w:val="19"/>
                       <w:szCs w:val="19"/>
                     </w:rPr>
-                    <w:t xml:space="preserve">D</w:t>
-                  </w:r>
-                  <w:r>
-                    <w:rPr>
-                      <w:rFonts w:ascii="Avenir Next" w:hAnsi="Avenir Next" w:cs="Avenir Next" w:eastAsia="Avenir Next"/>
-                      <w:color w:val="1A1A1A"/>
-                      <w:sz w:val="19"/>
-                      <w:szCs w:val="19"/>
-                    </w:rPr>
                     <w:tab/>
                   </w:r>
                   <w:r>
                     <w:rPr>
                       <w:rFonts w:ascii="Avenir Next" w:hAnsi="Avenir Next" w:cs="Avenir Next" w:eastAsia="Avenir Next"/>
                       <w:color w:val="1A1A1A"/>
-                      <w:sz w:val="19"/>
+                      <w:sz w:val="22"/>
                       <w:szCs w:val="19"/>
                     </w:rPr>
                     <w:t xml:space="preserve">3</w:t>
@@ -3701,7 +3707,7 @@
           </w:tbl>
           <w:p>
             <w:pPr>
-              <w:spacing w:before="0" w:after="0" w:line="24" w:lineRule="auto"/>
+              <w:spacing w:before="0" w:after="0" w:line="50" w:lineRule="exact"/>
             </w:pPr>
           </w:p>
         </w:tc>
@@ -3709,12 +3715,12 @@
     </w:tbl>
     <w:p>
       <w:pPr>
-        <w:spacing w:before="0" w:after="0" w:line="20" w:lineRule="exact"/>
+        <w:spacing w:before="0" w:after="0" w:line="50" w:lineRule="exact"/>
       </w:pPr>
     </w:p>
     <w:p>
       <w:pPr>
-        <w:spacing w:before="0" w:after="0" w:line="20" w:lineRule="exact"/>
+        <w:spacing w:before="0" w:after="0" w:line="50" w:lineRule="exact"/>
       </w:pPr>
     </w:p>
     <w:tbl>
@@ -3764,25 +3770,25 @@
                 <w:rFonts w:ascii="Avenir Next" w:hAnsi="Avenir Next" w:cs="Avenir Next" w:eastAsia="Avenir Next"/>
                 <w:b/>
                 <w:color w:val="1A1A1A"/>
+                <w:sz w:val="22"/>
+                <w:szCs w:val="20"/>
+              </w:rPr>
+              <w:t xml:space="preserve">11.</w:t>
+            </w:r>
+            <w:r>
+              <w:rPr>
+                <w:rFonts w:ascii="Avenir Next" w:hAnsi="Avenir Next" w:cs="Avenir Next" w:eastAsia="Avenir Next"/>
+                <w:color w:val="1A1A1A"/>
                 <w:sz w:val="20"/>
                 <w:szCs w:val="20"/>
               </w:rPr>
-              <w:t xml:space="preserve">11.</w:t>
-            </w:r>
-            <w:r>
-              <w:rPr>
-                <w:rFonts w:ascii="Avenir Next" w:hAnsi="Avenir Next" w:cs="Avenir Next" w:eastAsia="Avenir Next"/>
-                <w:color w:val="1A1A1A"/>
-                <w:sz w:val="20"/>
-                <w:szCs w:val="20"/>
-              </w:rPr>
               <w:tab/>
             </w:r>
             <w:r>
               <w:rPr>
                 <w:rFonts w:ascii="Avenir Next" w:hAnsi="Avenir Next" w:cs="Avenir Next" w:eastAsia="Avenir Next"/>
                 <w:color w:val="1A1A1A"/>
-                <w:sz w:val="20"/>
+                <w:sz w:val="22"/>
                 <w:szCs w:val="20"/>
               </w:rPr>
               <w:t xml:space="preserve">64 ounces equals how many pounds?</w:t>
@@ -3838,25 +3844,25 @@
                       <w:rFonts w:ascii="Avenir Next" w:hAnsi="Avenir Next" w:cs="Avenir Next" w:eastAsia="Avenir Next"/>
                       <w:b/>
                       <w:color w:val="003A70"/>
+                      <w:sz w:val="22"/>
+                      <w:szCs w:val="19"/>
+                    </w:rPr>
+                    <w:t xml:space="preserve">A</w:t>
+                  </w:r>
+                  <w:r>
+                    <w:rPr>
+                      <w:rFonts w:ascii="Avenir Next" w:hAnsi="Avenir Next" w:cs="Avenir Next" w:eastAsia="Avenir Next"/>
+                      <w:color w:val="1A1A1A"/>
                       <w:sz w:val="19"/>
                       <w:szCs w:val="19"/>
                     </w:rPr>
-                    <w:t xml:space="preserve">A</w:t>
-                  </w:r>
-                  <w:r>
-                    <w:rPr>
-                      <w:rFonts w:ascii="Avenir Next" w:hAnsi="Avenir Next" w:cs="Avenir Next" w:eastAsia="Avenir Next"/>
-                      <w:color w:val="1A1A1A"/>
-                      <w:sz w:val="19"/>
-                      <w:szCs w:val="19"/>
-                    </w:rPr>
                     <w:tab/>
                   </w:r>
                   <w:r>
                     <w:rPr>
                       <w:rFonts w:ascii="Avenir Next" w:hAnsi="Avenir Next" w:cs="Avenir Next" w:eastAsia="Avenir Next"/>
                       <w:color w:val="1A1A1A"/>
-                      <w:sz w:val="19"/>
+                      <w:sz w:val="22"/>
                       <w:szCs w:val="19"/>
                     </w:rPr>
                     <w:t xml:space="preserve">4</w:t>
@@ -3881,25 +3887,25 @@
                       <w:rFonts w:ascii="Avenir Next" w:hAnsi="Avenir Next" w:cs="Avenir Next" w:eastAsia="Avenir Next"/>
                       <w:b/>
                       <w:color w:val="003A70"/>
+                      <w:sz w:val="22"/>
+                      <w:szCs w:val="19"/>
+                    </w:rPr>
+                    <w:t xml:space="preserve">B</w:t>
+                  </w:r>
+                  <w:r>
+                    <w:rPr>
+                      <w:rFonts w:ascii="Avenir Next" w:hAnsi="Avenir Next" w:cs="Avenir Next" w:eastAsia="Avenir Next"/>
+                      <w:color w:val="1A1A1A"/>
                       <w:sz w:val="19"/>
                       <w:szCs w:val="19"/>
                     </w:rPr>
-                    <w:t xml:space="preserve">B</w:t>
-                  </w:r>
-                  <w:r>
-                    <w:rPr>
-                      <w:rFonts w:ascii="Avenir Next" w:hAnsi="Avenir Next" w:cs="Avenir Next" w:eastAsia="Avenir Next"/>
-                      <w:color w:val="1A1A1A"/>
-                      <w:sz w:val="19"/>
-                      <w:szCs w:val="19"/>
-                    </w:rPr>
                     <w:tab/>
                   </w:r>
                   <w:r>
                     <w:rPr>
                       <w:rFonts w:ascii="Avenir Next" w:hAnsi="Avenir Next" w:cs="Avenir Next" w:eastAsia="Avenir Next"/>
                       <w:color w:val="1A1A1A"/>
-                      <w:sz w:val="19"/>
+                      <w:sz w:val="22"/>
                       <w:szCs w:val="19"/>
                     </w:rPr>
                     <w:t xml:space="preserve">1,024</w:t>
@@ -3924,25 +3930,25 @@
                       <w:rFonts w:ascii="Avenir Next" w:hAnsi="Avenir Next" w:cs="Avenir Next" w:eastAsia="Avenir Next"/>
                       <w:b/>
                       <w:color w:val="003A70"/>
+                      <w:sz w:val="22"/>
+                      <w:szCs w:val="19"/>
+                    </w:rPr>
+                    <w:t xml:space="preserve">C</w:t>
+                  </w:r>
+                  <w:r>
+                    <w:rPr>
+                      <w:rFonts w:ascii="Avenir Next" w:hAnsi="Avenir Next" w:cs="Avenir Next" w:eastAsia="Avenir Next"/>
+                      <w:color w:val="1A1A1A"/>
                       <w:sz w:val="19"/>
                       <w:szCs w:val="19"/>
                     </w:rPr>
-                    <w:t xml:space="preserve">C</w:t>
-                  </w:r>
-                  <w:r>
-                    <w:rPr>
-                      <w:rFonts w:ascii="Avenir Next" w:hAnsi="Avenir Next" w:cs="Avenir Next" w:eastAsia="Avenir Next"/>
-                      <w:color w:val="1A1A1A"/>
-                      <w:sz w:val="19"/>
-                      <w:szCs w:val="19"/>
-                    </w:rPr>
                     <w:tab/>
                   </w:r>
                   <w:r>
                     <w:rPr>
                       <w:rFonts w:ascii="Avenir Next" w:hAnsi="Avenir Next" w:cs="Avenir Next" w:eastAsia="Avenir Next"/>
                       <w:color w:val="1A1A1A"/>
-                      <w:sz w:val="19"/>
+                      <w:sz w:val="22"/>
                       <w:szCs w:val="19"/>
                     </w:rPr>
                     <w:t xml:space="preserve">48</w:t>
@@ -3967,25 +3973,25 @@
                       <w:rFonts w:ascii="Avenir Next" w:hAnsi="Avenir Next" w:cs="Avenir Next" w:eastAsia="Avenir Next"/>
                       <w:b/>
                       <w:color w:val="003A70"/>
+                      <w:sz w:val="22"/>
+                      <w:szCs w:val="19"/>
+                    </w:rPr>
+                    <w:t xml:space="preserve">D</w:t>
+                  </w:r>
+                  <w:r>
+                    <w:rPr>
+                      <w:rFonts w:ascii="Avenir Next" w:hAnsi="Avenir Next" w:cs="Avenir Next" w:eastAsia="Avenir Next"/>
+                      <w:color w:val="1A1A1A"/>
                       <w:sz w:val="19"/>
                       <w:szCs w:val="19"/>
                     </w:rPr>
-                    <w:t xml:space="preserve">D</w:t>
-                  </w:r>
-                  <w:r>
-                    <w:rPr>
-                      <w:rFonts w:ascii="Avenir Next" w:hAnsi="Avenir Next" w:cs="Avenir Next" w:eastAsia="Avenir Next"/>
-                      <w:color w:val="1A1A1A"/>
-                      <w:sz w:val="19"/>
-                      <w:szCs w:val="19"/>
-                    </w:rPr>
                     <w:tab/>
                   </w:r>
                   <w:r>
                     <w:rPr>
                       <w:rFonts w:ascii="Avenir Next" w:hAnsi="Avenir Next" w:cs="Avenir Next" w:eastAsia="Avenir Next"/>
                       <w:color w:val="1A1A1A"/>
-                      <w:sz w:val="19"/>
+                      <w:sz w:val="22"/>
                       <w:szCs w:val="19"/>
                     </w:rPr>
                     <w:t xml:space="preserve">8</w:t>
@@ -3996,7 +4002,7 @@
           </w:tbl>
           <w:p>
             <w:pPr>
-              <w:spacing w:before="0" w:after="0" w:line="24" w:lineRule="auto"/>
+              <w:spacing w:before="0" w:after="0" w:line="50" w:lineRule="exact"/>
             </w:pPr>
           </w:p>
         </w:tc>
@@ -4004,11 +4010,12 @@
     </w:tbl>
     <w:p>
       <w:pPr>
-        <w:spacing w:before="0" w:after="0" w:line="20" w:lineRule="exact"/>
+        <w:spacing w:before="0" w:after="0" w:line="50" w:lineRule="exact"/>
       </w:pPr>
     </w:p>
     <w:p>
       <w:pPr>
+        <w:pStyle w:val="Heading2"/>
         <w:keepNext/>
         <w:pBdr>
           <w:bottom w:val="single" w:sz="8" w:space="3" w:color="003A70"/>
@@ -4024,7 +4031,7 @@
           <w:b/>
           <w:color w:val="003A70"/>
           <w:spacing w:val="14"/>
-          <w:sz w:val="19"/>
+          <w:sz w:val="22"/>
           <w:szCs w:val="19"/>
         </w:rPr>
         <w:t xml:space="preserve">SELF-CHECK CODE</w:t>
@@ -4043,7 +4050,7 @@
           <w:rFonts w:ascii="Avenir Next" w:hAnsi="Avenir Next" w:cs="Avenir Next" w:eastAsia="Avenir Next"/>
           <w:i/>
           <w:color w:val="5A5F66"/>
-          <w:sz w:val="17"/>
+          <w:sz w:val="22"/>
           <w:szCs w:val="17"/>
         </w:rPr>
         <w:t xml:space="preserve">find your answer · copy its letter into that problem’s box · spell a math word</w:t>
@@ -4101,7 +4108,7 @@
                 <w:rFonts w:ascii="Avenir Next" w:hAnsi="Avenir Next" w:cs="Avenir Next" w:eastAsia="Avenir Next"/>
                 <w:b/>
                 <w:color w:val="1A1A1A"/>
-                <w:sz w:val="18"/>
+                <w:sz w:val="22"/>
                 <w:szCs w:val="18"/>
               </w:rPr>
               <w:t xml:space="preserve">144</w:t>
@@ -4117,7 +4124,7 @@
                 <w:rFonts w:ascii="Avenir Next" w:hAnsi="Avenir Next" w:cs="Avenir Next" w:eastAsia="Avenir Next"/>
                 <w:b/>
                 <w:color w:val="003A70"/>
-                <w:sz w:val="18"/>
+                <w:sz w:val="22"/>
                 <w:szCs w:val="18"/>
               </w:rPr>
               <w:t xml:space="preserve">Z</w:t>
@@ -4140,7 +4147,7 @@
                 <w:rFonts w:ascii="Avenir Next" w:hAnsi="Avenir Next" w:cs="Avenir Next" w:eastAsia="Avenir Next"/>
                 <w:b/>
                 <w:color w:val="1A1A1A"/>
-                <w:sz w:val="18"/>
+                <w:sz w:val="22"/>
                 <w:szCs w:val="18"/>
               </w:rPr>
               <w:t xml:space="preserve">9</w:t>
@@ -4156,7 +4163,7 @@
                 <w:rFonts w:ascii="Avenir Next" w:hAnsi="Avenir Next" w:cs="Avenir Next" w:eastAsia="Avenir Next"/>
                 <w:b/>
                 <w:color w:val="003A70"/>
-                <w:sz w:val="18"/>
+                <w:sz w:val="22"/>
                 <w:szCs w:val="18"/>
               </w:rPr>
               <w:t xml:space="preserve">S</w:t>
@@ -4179,7 +4186,7 @@
                 <w:rFonts w:ascii="Avenir Next" w:hAnsi="Avenir Next" w:cs="Avenir Next" w:eastAsia="Avenir Next"/>
                 <w:b/>
                 <w:color w:val="1A1A1A"/>
-                <w:sz w:val="18"/>
+                <w:sz w:val="22"/>
                 <w:szCs w:val="18"/>
               </w:rPr>
               <w:t xml:space="preserve">56</w:t>
@@ -4195,7 +4202,7 @@
                 <w:rFonts w:ascii="Avenir Next" w:hAnsi="Avenir Next" w:cs="Avenir Next" w:eastAsia="Avenir Next"/>
                 <w:b/>
                 <w:color w:val="003A70"/>
-                <w:sz w:val="18"/>
+                <w:sz w:val="22"/>
                 <w:szCs w:val="18"/>
               </w:rPr>
               <w:t xml:space="preserve">D</w:t>
@@ -4218,7 +4225,7 @@
                 <w:rFonts w:ascii="Avenir Next" w:hAnsi="Avenir Next" w:cs="Avenir Next" w:eastAsia="Avenir Next"/>
                 <w:b/>
                 <w:color w:val="1A1A1A"/>
-                <w:sz w:val="18"/>
+                <w:sz w:val="22"/>
                 <w:szCs w:val="18"/>
               </w:rPr>
               <w:t xml:space="preserve">60</w:t>
@@ -4234,7 +4241,7 @@
                 <w:rFonts w:ascii="Avenir Next" w:hAnsi="Avenir Next" w:cs="Avenir Next" w:eastAsia="Avenir Next"/>
                 <w:b/>
                 <w:color w:val="003A70"/>
-                <w:sz w:val="18"/>
+                <w:sz w:val="22"/>
                 <w:szCs w:val="18"/>
               </w:rPr>
               <w:t xml:space="preserve">P</w:t>
@@ -4257,7 +4264,7 @@
                 <w:rFonts w:ascii="Avenir Next" w:hAnsi="Avenir Next" w:cs="Avenir Next" w:eastAsia="Avenir Next"/>
                 <w:b/>
                 <w:color w:val="1A1A1A"/>
-                <w:sz w:val="18"/>
+                <w:sz w:val="22"/>
                 <w:szCs w:val="18"/>
               </w:rPr>
               <w:t xml:space="preserve">3,520</w:t>
@@ -4273,7 +4280,7 @@
                 <w:rFonts w:ascii="Avenir Next" w:hAnsi="Avenir Next" w:cs="Avenir Next" w:eastAsia="Avenir Next"/>
                 <w:b/>
                 <w:color w:val="003A70"/>
-                <w:sz w:val="18"/>
+                <w:sz w:val="22"/>
                 <w:szCs w:val="18"/>
               </w:rPr>
               <w:t xml:space="preserve">Q</w:t>
@@ -4296,7 +4303,7 @@
                 <w:rFonts w:ascii="Avenir Next" w:hAnsi="Avenir Next" w:cs="Avenir Next" w:eastAsia="Avenir Next"/>
                 <w:b/>
                 <w:color w:val="1A1A1A"/>
-                <w:sz w:val="18"/>
+                <w:sz w:val="22"/>
                 <w:szCs w:val="18"/>
               </w:rPr>
               <w:t xml:space="preserve">14</w:t>
@@ -4312,7 +4319,7 @@
                 <w:rFonts w:ascii="Avenir Next" w:hAnsi="Avenir Next" w:cs="Avenir Next" w:eastAsia="Avenir Next"/>
                 <w:b/>
                 <w:color w:val="003A70"/>
-                <w:sz w:val="18"/>
+                <w:sz w:val="22"/>
                 <w:szCs w:val="18"/>
               </w:rPr>
               <w:t xml:space="preserve">X</w:t>
@@ -4335,7 +4342,7 @@
                 <w:rFonts w:ascii="Avenir Next" w:hAnsi="Avenir Next" w:cs="Avenir Next" w:eastAsia="Avenir Next"/>
                 <w:b/>
                 <w:color w:val="1A1A1A"/>
-                <w:sz w:val="18"/>
+                <w:sz w:val="22"/>
                 <w:szCs w:val="18"/>
               </w:rPr>
               <w:t xml:space="preserve">7,920</w:t>
@@ -4351,7 +4358,7 @@
                 <w:rFonts w:ascii="Avenir Next" w:hAnsi="Avenir Next" w:cs="Avenir Next" w:eastAsia="Avenir Next"/>
                 <w:b/>
                 <w:color w:val="003A70"/>
-                <w:sz w:val="18"/>
+                <w:sz w:val="22"/>
                 <w:szCs w:val="18"/>
               </w:rPr>
               <w:t xml:space="preserve">N</w:t>
@@ -4374,7 +4381,7 @@
                 <w:rFonts w:ascii="Avenir Next" w:hAnsi="Avenir Next" w:cs="Avenir Next" w:eastAsia="Avenir Next"/>
                 <w:b/>
                 <w:color w:val="1A1A1A"/>
-                <w:sz w:val="18"/>
+                <w:sz w:val="22"/>
                 <w:szCs w:val="18"/>
               </w:rPr>
               <w:t xml:space="preserve">216</w:t>
@@ -4390,7 +4397,7 @@
                 <w:rFonts w:ascii="Avenir Next" w:hAnsi="Avenir Next" w:cs="Avenir Next" w:eastAsia="Avenir Next"/>
                 <w:b/>
                 <w:color w:val="003A70"/>
-                <w:sz w:val="18"/>
+                <w:sz w:val="22"/>
                 <w:szCs w:val="18"/>
               </w:rPr>
               <w:t xml:space="preserve">U</w:t>
@@ -4413,7 +4420,7 @@
                 <w:rFonts w:ascii="Avenir Next" w:hAnsi="Avenir Next" w:cs="Avenir Next" w:eastAsia="Avenir Next"/>
                 <w:b/>
                 <w:color w:val="1A1A1A"/>
-                <w:sz w:val="18"/>
+                <w:sz w:val="22"/>
                 <w:szCs w:val="18"/>
               </w:rPr>
               <w:t xml:space="preserve">64</w:t>
@@ -4429,7 +4436,7 @@
                 <w:rFonts w:ascii="Avenir Next" w:hAnsi="Avenir Next" w:cs="Avenir Next" w:eastAsia="Avenir Next"/>
                 <w:b/>
                 <w:color w:val="003A70"/>
-                <w:sz w:val="18"/>
+                <w:sz w:val="22"/>
                 <w:szCs w:val="18"/>
               </w:rPr>
               <w:t xml:space="preserve">O</w:t>
@@ -4440,7 +4447,7 @@
     </w:tbl>
     <w:p>
       <w:pPr>
-        <w:spacing w:before="0" w:after="0" w:line="60" w:lineRule="auto"/>
+        <w:spacing w:before="0" w:after="0" w:line="50" w:lineRule="exact"/>
       </w:pPr>
     </w:p>
     <w:tbl>
@@ -4607,7 +4614,7 @@
     </w:tbl>
     <w:p>
       <w:pPr>
-        <w:spacing w:before="0" w:after="0" w:line="40" w:lineRule="auto"/>
+        <w:spacing w:before="0" w:after="0" w:line="50" w:lineRule="exact"/>
       </w:pPr>
     </w:p>
     <w:tbl>
@@ -4649,6 +4656,7 @@
           </w:tcPr>
           <w:p>
             <w:pPr>
+              <w:pStyle w:val="Heading2"/>
               <w:spacing w:before="0" w:after="0" w:line="240" w:lineRule="auto"/>
             </w:pPr>
             <w:r>
@@ -4686,7 +4694,7 @@
               <w:rPr>
                 <w:rFonts w:ascii="Avenir Next" w:hAnsi="Avenir Next" w:cs="Avenir Next" w:eastAsia="Avenir Next"/>
                 <w:color w:val="1A1A1A"/>
-                <w:sz w:val="17"/>
+                <w:sz w:val="22"/>
                 <w:szCs w:val="17"/>
               </w:rPr>
               <w:t xml:space="preserve">  I can do this on my own</w:t>
@@ -4715,7 +4723,7 @@
               <w:rPr>
                 <w:rFonts w:ascii="Avenir Next" w:hAnsi="Avenir Next" w:cs="Avenir Next" w:eastAsia="Avenir Next"/>
                 <w:color w:val="1A1A1A"/>
-                <w:sz w:val="17"/>
+                <w:sz w:val="22"/>
                 <w:szCs w:val="17"/>
               </w:rPr>
               <w:t xml:space="preserve">  I need a little help</w:t>
@@ -4744,7 +4752,7 @@
               <w:rPr>
                 <w:rFonts w:ascii="Avenir Next" w:hAnsi="Avenir Next" w:cs="Avenir Next" w:eastAsia="Avenir Next"/>
                 <w:color w:val="1A1A1A"/>
-                <w:sz w:val="17"/>
+                <w:sz w:val="22"/>
                 <w:szCs w:val="17"/>
               </w:rPr>
               <w:t xml:space="preserve">  I have a question about #</w:t>
@@ -4765,7 +4773,7 @@
     </w:tbl>
     <w:p>
       <w:pPr>
-        <w:spacing w:before="0" w:after="0" w:line="20" w:lineRule="exact"/>
+        <w:spacing w:before="0" w:after="0" w:line="50" w:lineRule="exact"/>
       </w:pPr>
     </w:p>
     <w:sectPr>
@@ -4851,7 +4859,106 @@
               <w:sz w:val="15"/>
               <w:szCs w:val="15"/>
             </w:rPr>
-            <w:t xml:space="preserve">Lesson 3-6  ·  Session 1  ·  Practice Form B</w:t>
+            <w:t xml:space="preserve">3-6 · Page </w:t>
+          </w:r>
+          <w:r>
+            <w:rPr>
+              <w:rFonts w:ascii="Avenir Next" w:hAnsi="Avenir Next" w:cs="Avenir Next" w:eastAsia="Avenir Next"/>
+              <w:color w:val="5A5F66"/>
+              <w:sz w:val="15"/>
+              <w:szCs w:val="15"/>
+            </w:rPr>
+            <w:fldChar w:fldCharType="begin"/>
+          </w:r>
+          <w:r>
+            <w:rPr>
+              <w:rFonts w:ascii="Avenir Next" w:hAnsi="Avenir Next" w:cs="Avenir Next" w:eastAsia="Avenir Next"/>
+              <w:color w:val="5A5F66"/>
+              <w:sz w:val="15"/>
+              <w:szCs w:val="15"/>
+            </w:rPr>
+            <w:instrText xml:space="preserve"> PAGE </w:instrText>
+          </w:r>
+          <w:r>
+            <w:rPr>
+              <w:rFonts w:ascii="Avenir Next" w:hAnsi="Avenir Next" w:cs="Avenir Next" w:eastAsia="Avenir Next"/>
+              <w:color w:val="5A5F66"/>
+              <w:sz w:val="15"/>
+              <w:szCs w:val="15"/>
+            </w:rPr>
+            <w:fldChar w:fldCharType="separate"/>
+          </w:r>
+          <w:r>
+            <w:rPr>
+              <w:rFonts w:ascii="Avenir Next" w:hAnsi="Avenir Next" w:cs="Avenir Next" w:eastAsia="Avenir Next"/>
+              <w:color w:val="5A5F66"/>
+              <w:sz w:val="15"/>
+              <w:szCs w:val="15"/>
+            </w:rPr>
+            <w:t xml:space="preserve">1</w:t>
+          </w:r>
+          <w:r>
+            <w:rPr>
+              <w:rFonts w:ascii="Avenir Next" w:hAnsi="Avenir Next" w:cs="Avenir Next" w:eastAsia="Avenir Next"/>
+              <w:color w:val="5A5F66"/>
+              <w:sz w:val="15"/>
+              <w:szCs w:val="15"/>
+            </w:rPr>
+            <w:fldChar w:fldCharType="end"/>
+          </w:r>
+          <w:r>
+            <w:rPr>
+              <w:rFonts w:ascii="Avenir Next" w:hAnsi="Avenir Next" w:cs="Avenir Next" w:eastAsia="Avenir Next"/>
+              <w:color w:val="5A5F66"/>
+              <w:sz w:val="15"/>
+              <w:szCs w:val="15"/>
+            </w:rPr>
+            <w:t xml:space="preserve"> of </w:t>
+          </w:r>
+          <w:r>
+            <w:rPr>
+              <w:rFonts w:ascii="Avenir Next" w:hAnsi="Avenir Next" w:cs="Avenir Next" w:eastAsia="Avenir Next"/>
+              <w:color w:val="5A5F66"/>
+              <w:sz w:val="15"/>
+              <w:szCs w:val="15"/>
+            </w:rPr>
+            <w:fldChar w:fldCharType="begin"/>
+          </w:r>
+          <w:r>
+            <w:rPr>
+              <w:rFonts w:ascii="Avenir Next" w:hAnsi="Avenir Next" w:cs="Avenir Next" w:eastAsia="Avenir Next"/>
+              <w:color w:val="5A5F66"/>
+              <w:sz w:val="15"/>
+              <w:szCs w:val="15"/>
+            </w:rPr>
+            <w:instrText xml:space="preserve"> NUMPAGES </w:instrText>
+          </w:r>
+          <w:r>
+            <w:rPr>
+              <w:rFonts w:ascii="Avenir Next" w:hAnsi="Avenir Next" w:cs="Avenir Next" w:eastAsia="Avenir Next"/>
+              <w:color w:val="5A5F66"/>
+              <w:sz w:val="15"/>
+              <w:szCs w:val="15"/>
+            </w:rPr>
+            <w:fldChar w:fldCharType="separate"/>
+          </w:r>
+          <w:r>
+            <w:rPr>
+              <w:rFonts w:ascii="Avenir Next" w:hAnsi="Avenir Next" w:cs="Avenir Next" w:eastAsia="Avenir Next"/>
+              <w:color w:val="5A5F66"/>
+              <w:sz w:val="15"/>
+              <w:szCs w:val="15"/>
+            </w:rPr>
+            <w:t xml:space="preserve">1</w:t>
+          </w:r>
+          <w:r>
+            <w:rPr>
+              <w:rFonts w:ascii="Avenir Next" w:hAnsi="Avenir Next" w:cs="Avenir Next" w:eastAsia="Avenir Next"/>
+              <w:color w:val="5A5F66"/>
+              <w:sz w:val="15"/>
+              <w:szCs w:val="15"/>
+            </w:rPr>
+            <w:fldChar w:fldCharType="end"/>
           </w:r>
         </w:p>
       </w:tc>
@@ -4894,5 +5001,23 @@
       </w:tblCellMar>
     </w:tblPr>
   </w:style>
+  <w:style w:type="paragraph" w:styleId="Heading1">
+    <w:name w:val="heading 1"/>
+    <w:basedOn w:val="Normal"/>
+    <w:pPr>
+      <w:outlineLvl w:val="0"/>
+      <w:keepNext w:val="0"/>
+      <w:keepLines w:val="0"/>
+    </w:pPr>
+  </w:style>
+  <w:style w:type="paragraph" w:styleId="Heading2">
+    <w:name w:val="heading 2"/>
+    <w:basedOn w:val="Normal"/>
+    <w:pPr>
+      <w:outlineLvl w:val="1"/>
+      <w:keepNext w:val="0"/>
+      <w:keepLines w:val="0"/>
+    </w:pPr>
+  </w:style>
 </w:styles>
 </file>